--- a/results/Machine Learning for Polymer Design to Enhance Pervaporation-Based Organic Recovery/target_log (Separation factor)/tabular results/baseline_kernel(ARD)_combination_scores.docx
+++ b/results/Machine Learning for Polymer Design to Enhance Pervaporation-Based Organic Recovery/target_log (Separation factor)/tabular results/baseline_kernel(ARD)_combination_scores.docx
@@ -9,16 +9,17 @@
         <w:tblLook w:firstColumn="1" w:firstRow="1" w:lastColumn="0" w:lastRow="0" w:noHBand="0" w:noVBand="1" w:val="04A0"/>
       </w:tblPr>
       <w:tblGrid>
-        <w:gridCol w:w="1728"/>
-        <w:gridCol w:w="1728"/>
-        <w:gridCol w:w="1728"/>
-        <w:gridCol w:w="1728"/>
-        <w:gridCol w:w="1728"/>
+        <w:gridCol w:w="1440"/>
+        <w:gridCol w:w="1440"/>
+        <w:gridCol w:w="1440"/>
+        <w:gridCol w:w="1440"/>
+        <w:gridCol w:w="1440"/>
+        <w:gridCol w:w="1440"/>
       </w:tblGrid>
       <w:tr>
         <w:tc>
           <w:tcPr>
-            <w:tcW w:type="dxa" w:w="5184"/>
+            <w:tcW w:type="dxa" w:w="4320"/>
             <w:gridSpan w:val="3"/>
           </w:tcPr>
           <w:p>
@@ -35,8 +36,8 @@
         </w:tc>
         <w:tc>
           <w:tcPr>
-            <w:tcW w:type="dxa" w:w="3456"/>
-            <w:gridSpan w:val="2"/>
+            <w:tcW w:type="dxa" w:w="4320"/>
+            <w:gridSpan w:val="3"/>
           </w:tcPr>
           <w:p>
             <w:pPr>
@@ -54,7 +55,7 @@
       <w:tr>
         <w:tc>
           <w:tcPr>
-            <w:tcW w:type="dxa" w:w="3456"/>
+            <w:tcW w:type="dxa" w:w="2880"/>
             <w:gridSpan w:val="2"/>
           </w:tcPr>
           <w:p>
@@ -71,7 +72,7 @@
         </w:tc>
         <w:tc>
           <w:tcPr>
-            <w:tcW w:type="dxa" w:w="1728"/>
+            <w:tcW w:type="dxa" w:w="1440"/>
             <w:vMerge w:val="restart"/>
           </w:tcPr>
           <w:p>
@@ -88,7 +89,7 @@
         </w:tc>
         <w:tc>
           <w:tcPr>
-            <w:tcW w:type="dxa" w:w="1728"/>
+            <w:tcW w:type="dxa" w:w="1440"/>
             <w:vMerge w:val="restart"/>
           </w:tcPr>
           <w:p>
@@ -105,7 +106,7 @@
         </w:tc>
         <w:tc>
           <w:tcPr>
-            <w:tcW w:type="dxa" w:w="1728"/>
+            <w:tcW w:type="dxa" w:w="1440"/>
             <w:vMerge w:val="restart"/>
           </w:tcPr>
           <w:p>
@@ -120,11 +121,28 @@
             </w:r>
           </w:p>
         </w:tc>
+        <w:tc>
+          <w:tcPr>
+            <w:tcW w:type="dxa" w:w="1440"/>
+            <w:vMerge w:val="restart"/>
+          </w:tcPr>
+          <w:p>
+            <w:pPr>
+              <w:jc w:val="center"/>
+            </w:pPr>
+            <w:r>
+              <w:rPr>
+                <w:sz w:val="20"/>
+              </w:rPr>
+              <w:t>Run time (sec)</w:t>
+            </w:r>
+          </w:p>
+        </w:tc>
       </w:tr>
       <w:tr>
         <w:tc>
           <w:tcPr>
-            <w:tcW w:type="dxa" w:w="1728"/>
+            <w:tcW w:type="dxa" w:w="1440"/>
           </w:tcPr>
           <w:p>
             <w:pPr>
@@ -140,7 +158,7 @@
         </w:tc>
         <w:tc>
           <w:tcPr>
-            <w:tcW w:type="dxa" w:w="1728"/>
+            <w:tcW w:type="dxa" w:w="1440"/>
           </w:tcPr>
           <w:p>
             <w:pPr>
@@ -156,21 +174,28 @@
         </w:tc>
         <w:tc>
           <w:tcPr>
-            <w:tcW w:type="dxa" w:w="1728"/>
+            <w:tcW w:type="dxa" w:w="1440"/>
             <w:vMerge/>
           </w:tcPr>
           <w:p/>
         </w:tc>
         <w:tc>
           <w:tcPr>
-            <w:tcW w:type="dxa" w:w="1728"/>
+            <w:tcW w:type="dxa" w:w="1440"/>
             <w:vMerge/>
           </w:tcPr>
           <w:p/>
         </w:tc>
         <w:tc>
           <w:tcPr>
-            <w:tcW w:type="dxa" w:w="1728"/>
+            <w:tcW w:type="dxa" w:w="1440"/>
+            <w:vMerge/>
+          </w:tcPr>
+          <w:p/>
+        </w:tc>
+        <w:tc>
+          <w:tcPr>
+            <w:tcW w:type="dxa" w:w="1440"/>
             <w:vMerge/>
           </w:tcPr>
           <w:p/>
@@ -179,7 +204,7 @@
       <w:tr>
         <w:tc>
           <w:tcPr>
-            <w:tcW w:type="dxa" w:w="1728"/>
+            <w:tcW w:type="dxa" w:w="1440"/>
           </w:tcPr>
           <w:p>
             <w:pPr>
@@ -195,7 +220,7 @@
         </w:tc>
         <w:tc>
           <w:tcPr>
-            <w:tcW w:type="dxa" w:w="1728"/>
+            <w:tcW w:type="dxa" w:w="1440"/>
           </w:tcPr>
           <w:p>
             <w:pPr>
@@ -211,7 +236,7 @@
         </w:tc>
         <w:tc>
           <w:tcPr>
-            <w:tcW w:type="dxa" w:w="1728"/>
+            <w:tcW w:type="dxa" w:w="1440"/>
           </w:tcPr>
           <w:p>
             <w:pPr>
@@ -227,7 +252,7 @@
         </w:tc>
         <w:tc>
           <w:tcPr>
-            <w:tcW w:type="dxa" w:w="1728"/>
+            <w:tcW w:type="dxa" w:w="1440"/>
           </w:tcPr>
           <w:p>
             <w:pPr>
@@ -243,7 +268,7 @@
         </w:tc>
         <w:tc>
           <w:tcPr>
-            <w:tcW w:type="dxa" w:w="1728"/>
+            <w:tcW w:type="dxa" w:w="1440"/>
           </w:tcPr>
           <w:p>
             <w:pPr>
@@ -257,11 +282,27 @@
             </w:r>
           </w:p>
         </w:tc>
+        <w:tc>
+          <w:tcPr>
+            <w:tcW w:type="dxa" w:w="1440"/>
+          </w:tcPr>
+          <w:p>
+            <w:pPr>
+              <w:jc w:val="center"/>
+            </w:pPr>
+            <w:r>
+              <w:rPr>
+                <w:sz w:val="20"/>
+              </w:rPr>
+              <w:t>17509</w:t>
+            </w:r>
+          </w:p>
+        </w:tc>
       </w:tr>
       <w:tr>
         <w:tc>
           <w:tcPr>
-            <w:tcW w:type="dxa" w:w="1728"/>
+            <w:tcW w:type="dxa" w:w="1440"/>
           </w:tcPr>
           <w:p>
             <w:pPr>
@@ -277,7 +318,7 @@
         </w:tc>
         <w:tc>
           <w:tcPr>
-            <w:tcW w:type="dxa" w:w="1728"/>
+            <w:tcW w:type="dxa" w:w="1440"/>
           </w:tcPr>
           <w:p>
             <w:pPr>
@@ -293,7 +334,7 @@
         </w:tc>
         <w:tc>
           <w:tcPr>
-            <w:tcW w:type="dxa" w:w="1728"/>
+            <w:tcW w:type="dxa" w:w="1440"/>
           </w:tcPr>
           <w:p>
             <w:pPr>
@@ -309,7 +350,7 @@
         </w:tc>
         <w:tc>
           <w:tcPr>
-            <w:tcW w:type="dxa" w:w="1728"/>
+            <w:tcW w:type="dxa" w:w="1440"/>
           </w:tcPr>
           <w:p>
             <w:pPr>
@@ -324,7 +365,22 @@
         </w:tc>
         <w:tc>
           <w:tcPr>
-            <w:tcW w:type="dxa" w:w="1728"/>
+            <w:tcW w:type="dxa" w:w="1440"/>
+          </w:tcPr>
+          <w:p>
+            <w:pPr>
+              <w:jc w:val="center"/>
+            </w:pPr>
+            <w:r>
+              <w:rPr>
+                <w:sz w:val="20"/>
+              </w:rPr>
+            </w:r>
+          </w:p>
+        </w:tc>
+        <w:tc>
+          <w:tcPr>
+            <w:tcW w:type="dxa" w:w="1440"/>
           </w:tcPr>
           <w:p>
             <w:pPr>
@@ -341,7 +397,7 @@
       <w:tr>
         <w:tc>
           <w:tcPr>
-            <w:tcW w:type="dxa" w:w="1728"/>
+            <w:tcW w:type="dxa" w:w="1440"/>
           </w:tcPr>
           <w:p>
             <w:pPr>
@@ -357,7 +413,7 @@
         </w:tc>
         <w:tc>
           <w:tcPr>
-            <w:tcW w:type="dxa" w:w="1728"/>
+            <w:tcW w:type="dxa" w:w="1440"/>
           </w:tcPr>
           <w:p>
             <w:pPr>
@@ -373,7 +429,7 @@
         </w:tc>
         <w:tc>
           <w:tcPr>
-            <w:tcW w:type="dxa" w:w="1728"/>
+            <w:tcW w:type="dxa" w:w="1440"/>
           </w:tcPr>
           <w:p>
             <w:pPr>
@@ -389,7 +445,7 @@
         </w:tc>
         <w:tc>
           <w:tcPr>
-            <w:tcW w:type="dxa" w:w="1728"/>
+            <w:tcW w:type="dxa" w:w="1440"/>
           </w:tcPr>
           <w:p>
             <w:pPr>
@@ -404,7 +460,22 @@
         </w:tc>
         <w:tc>
           <w:tcPr>
-            <w:tcW w:type="dxa" w:w="1728"/>
+            <w:tcW w:type="dxa" w:w="1440"/>
+          </w:tcPr>
+          <w:p>
+            <w:pPr>
+              <w:jc w:val="center"/>
+            </w:pPr>
+            <w:r>
+              <w:rPr>
+                <w:sz w:val="20"/>
+              </w:rPr>
+            </w:r>
+          </w:p>
+        </w:tc>
+        <w:tc>
+          <w:tcPr>
+            <w:tcW w:type="dxa" w:w="1440"/>
           </w:tcPr>
           <w:p>
             <w:pPr>
@@ -421,7 +492,7 @@
       <w:tr>
         <w:tc>
           <w:tcPr>
-            <w:tcW w:type="dxa" w:w="1728"/>
+            <w:tcW w:type="dxa" w:w="1440"/>
           </w:tcPr>
           <w:p>
             <w:pPr>
@@ -437,7 +508,7 @@
         </w:tc>
         <w:tc>
           <w:tcPr>
-            <w:tcW w:type="dxa" w:w="1728"/>
+            <w:tcW w:type="dxa" w:w="1440"/>
           </w:tcPr>
           <w:p>
             <w:pPr>
@@ -453,7 +524,7 @@
         </w:tc>
         <w:tc>
           <w:tcPr>
-            <w:tcW w:type="dxa" w:w="1728"/>
+            <w:tcW w:type="dxa" w:w="1440"/>
           </w:tcPr>
           <w:p>
             <w:pPr>
@@ -469,7 +540,7 @@
         </w:tc>
         <w:tc>
           <w:tcPr>
-            <w:tcW w:type="dxa" w:w="1728"/>
+            <w:tcW w:type="dxa" w:w="1440"/>
           </w:tcPr>
           <w:p>
             <w:pPr>
@@ -485,7 +556,7 @@
         </w:tc>
         <w:tc>
           <w:tcPr>
-            <w:tcW w:type="dxa" w:w="1728"/>
+            <w:tcW w:type="dxa" w:w="1440"/>
           </w:tcPr>
           <w:p>
             <w:pPr>
@@ -499,11 +570,27 @@
             </w:r>
           </w:p>
         </w:tc>
+        <w:tc>
+          <w:tcPr>
+            <w:tcW w:type="dxa" w:w="1440"/>
+          </w:tcPr>
+          <w:p>
+            <w:pPr>
+              <w:jc w:val="center"/>
+            </w:pPr>
+            <w:r>
+              <w:rPr>
+                <w:sz w:val="20"/>
+              </w:rPr>
+              <w:t>20329</w:t>
+            </w:r>
+          </w:p>
+        </w:tc>
       </w:tr>
       <w:tr>
         <w:tc>
           <w:tcPr>
-            <w:tcW w:type="dxa" w:w="1728"/>
+            <w:tcW w:type="dxa" w:w="1440"/>
           </w:tcPr>
           <w:p>
             <w:pPr>
@@ -519,7 +606,7 @@
         </w:tc>
         <w:tc>
           <w:tcPr>
-            <w:tcW w:type="dxa" w:w="1728"/>
+            <w:tcW w:type="dxa" w:w="1440"/>
           </w:tcPr>
           <w:p>
             <w:pPr>
@@ -535,7 +622,7 @@
         </w:tc>
         <w:tc>
           <w:tcPr>
-            <w:tcW w:type="dxa" w:w="1728"/>
+            <w:tcW w:type="dxa" w:w="1440"/>
           </w:tcPr>
           <w:p>
             <w:pPr>
@@ -551,7 +638,7 @@
         </w:tc>
         <w:tc>
           <w:tcPr>
-            <w:tcW w:type="dxa" w:w="1728"/>
+            <w:tcW w:type="dxa" w:w="1440"/>
           </w:tcPr>
           <w:p>
             <w:pPr>
@@ -567,7 +654,7 @@
         </w:tc>
         <w:tc>
           <w:tcPr>
-            <w:tcW w:type="dxa" w:w="1728"/>
+            <w:tcW w:type="dxa" w:w="1440"/>
           </w:tcPr>
           <w:p>
             <w:pPr>
@@ -581,11 +668,27 @@
             </w:r>
           </w:p>
         </w:tc>
+        <w:tc>
+          <w:tcPr>
+            <w:tcW w:type="dxa" w:w="1440"/>
+          </w:tcPr>
+          <w:p>
+            <w:pPr>
+              <w:jc w:val="center"/>
+            </w:pPr>
+            <w:r>
+              <w:rPr>
+                <w:sz w:val="20"/>
+              </w:rPr>
+              <w:t>21967</w:t>
+            </w:r>
+          </w:p>
+        </w:tc>
       </w:tr>
       <w:tr>
         <w:tc>
           <w:tcPr>
-            <w:tcW w:type="dxa" w:w="1728"/>
+            <w:tcW w:type="dxa" w:w="1440"/>
           </w:tcPr>
           <w:p>
             <w:pPr>
@@ -601,7 +704,7 @@
         </w:tc>
         <w:tc>
           <w:tcPr>
-            <w:tcW w:type="dxa" w:w="1728"/>
+            <w:tcW w:type="dxa" w:w="1440"/>
           </w:tcPr>
           <w:p>
             <w:pPr>
@@ -617,7 +720,7 @@
         </w:tc>
         <w:tc>
           <w:tcPr>
-            <w:tcW w:type="dxa" w:w="1728"/>
+            <w:tcW w:type="dxa" w:w="1440"/>
           </w:tcPr>
           <w:p>
             <w:pPr>
@@ -633,7 +736,7 @@
         </w:tc>
         <w:tc>
           <w:tcPr>
-            <w:tcW w:type="dxa" w:w="1728"/>
+            <w:tcW w:type="dxa" w:w="1440"/>
           </w:tcPr>
           <w:p>
             <w:pPr>
@@ -649,7 +752,7 @@
         </w:tc>
         <w:tc>
           <w:tcPr>
-            <w:tcW w:type="dxa" w:w="1728"/>
+            <w:tcW w:type="dxa" w:w="1440"/>
           </w:tcPr>
           <w:p>
             <w:pPr>
@@ -663,11 +766,27 @@
             </w:r>
           </w:p>
         </w:tc>
+        <w:tc>
+          <w:tcPr>
+            <w:tcW w:type="dxa" w:w="1440"/>
+          </w:tcPr>
+          <w:p>
+            <w:pPr>
+              <w:jc w:val="center"/>
+            </w:pPr>
+            <w:r>
+              <w:rPr>
+                <w:sz w:val="20"/>
+              </w:rPr>
+              <w:t>17610</w:t>
+            </w:r>
+          </w:p>
+        </w:tc>
       </w:tr>
       <w:tr>
         <w:tc>
           <w:tcPr>
-            <w:tcW w:type="dxa" w:w="1728"/>
+            <w:tcW w:type="dxa" w:w="1440"/>
           </w:tcPr>
           <w:p>
             <w:pPr>
@@ -683,7 +802,7 @@
         </w:tc>
         <w:tc>
           <w:tcPr>
-            <w:tcW w:type="dxa" w:w="1728"/>
+            <w:tcW w:type="dxa" w:w="1440"/>
           </w:tcPr>
           <w:p>
             <w:pPr>
@@ -699,7 +818,7 @@
         </w:tc>
         <w:tc>
           <w:tcPr>
-            <w:tcW w:type="dxa" w:w="1728"/>
+            <w:tcW w:type="dxa" w:w="1440"/>
           </w:tcPr>
           <w:p>
             <w:pPr>
@@ -715,7 +834,7 @@
         </w:tc>
         <w:tc>
           <w:tcPr>
-            <w:tcW w:type="dxa" w:w="1728"/>
+            <w:tcW w:type="dxa" w:w="1440"/>
           </w:tcPr>
           <w:p>
             <w:pPr>
@@ -731,7 +850,7 @@
         </w:tc>
         <w:tc>
           <w:tcPr>
-            <w:tcW w:type="dxa" w:w="1728"/>
+            <w:tcW w:type="dxa" w:w="1440"/>
           </w:tcPr>
           <w:p>
             <w:pPr>
@@ -745,11 +864,27 @@
             </w:r>
           </w:p>
         </w:tc>
+        <w:tc>
+          <w:tcPr>
+            <w:tcW w:type="dxa" w:w="1440"/>
+          </w:tcPr>
+          <w:p>
+            <w:pPr>
+              <w:jc w:val="center"/>
+            </w:pPr>
+            <w:r>
+              <w:rPr>
+                <w:sz w:val="20"/>
+              </w:rPr>
+              <w:t>15555</w:t>
+            </w:r>
+          </w:p>
+        </w:tc>
       </w:tr>
       <w:tr>
         <w:tc>
           <w:tcPr>
-            <w:tcW w:type="dxa" w:w="1728"/>
+            <w:tcW w:type="dxa" w:w="1440"/>
           </w:tcPr>
           <w:p>
             <w:pPr>
@@ -765,7 +900,7 @@
         </w:tc>
         <w:tc>
           <w:tcPr>
-            <w:tcW w:type="dxa" w:w="1728"/>
+            <w:tcW w:type="dxa" w:w="1440"/>
           </w:tcPr>
           <w:p>
             <w:pPr>
@@ -781,7 +916,7 @@
         </w:tc>
         <w:tc>
           <w:tcPr>
-            <w:tcW w:type="dxa" w:w="1728"/>
+            <w:tcW w:type="dxa" w:w="1440"/>
           </w:tcPr>
           <w:p>
             <w:pPr>
@@ -797,7 +932,301 @@
         </w:tc>
         <w:tc>
           <w:tcPr>
-            <w:tcW w:type="dxa" w:w="1728"/>
+            <w:tcW w:type="dxa" w:w="1440"/>
+          </w:tcPr>
+          <w:p>
+            <w:pPr>
+              <w:jc w:val="center"/>
+            </w:pPr>
+            <w:r>
+              <w:rPr>
+                <w:sz w:val="20"/>
+              </w:rPr>
+              <w:t>0.33 ± 0.03</w:t>
+            </w:r>
+          </w:p>
+        </w:tc>
+        <w:tc>
+          <w:tcPr>
+            <w:tcW w:type="dxa" w:w="1440"/>
+          </w:tcPr>
+          <w:p>
+            <w:pPr>
+              <w:jc w:val="center"/>
+            </w:pPr>
+            <w:r>
+              <w:rPr>
+                <w:sz w:val="20"/>
+              </w:rPr>
+              <w:t>0.87 ± 0.02</w:t>
+            </w:r>
+          </w:p>
+        </w:tc>
+        <w:tc>
+          <w:tcPr>
+            <w:tcW w:type="dxa" w:w="1440"/>
+          </w:tcPr>
+          <w:p>
+            <w:pPr>
+              <w:jc w:val="center"/>
+            </w:pPr>
+            <w:r>
+              <w:rPr>
+                <w:sz w:val="20"/>
+              </w:rPr>
+              <w:t>30836</w:t>
+            </w:r>
+          </w:p>
+        </w:tc>
+      </w:tr>
+      <w:tr>
+        <w:tc>
+          <w:tcPr>
+            <w:tcW w:type="dxa" w:w="1440"/>
+          </w:tcPr>
+          <w:p>
+            <w:pPr>
+              <w:jc w:val="center"/>
+            </w:pPr>
+            <w:r>
+              <w:rPr>
+                <w:sz w:val="20"/>
+              </w:rPr>
+              <w:t>Matern32</w:t>
+            </w:r>
+          </w:p>
+        </w:tc>
+        <w:tc>
+          <w:tcPr>
+            <w:tcW w:type="dxa" w:w="1440"/>
+          </w:tcPr>
+          <w:p>
+            <w:pPr>
+              <w:jc w:val="center"/>
+            </w:pPr>
+            <w:r>
+              <w:rPr>
+                <w:sz w:val="20"/>
+              </w:rPr>
+              <w:t>Matern52</w:t>
+            </w:r>
+          </w:p>
+        </w:tc>
+        <w:tc>
+          <w:tcPr>
+            <w:tcW w:type="dxa" w:w="1440"/>
+          </w:tcPr>
+          <w:p>
+            <w:pPr>
+              <w:jc w:val="center"/>
+            </w:pPr>
+            <w:r>
+              <w:rPr>
+                <w:sz w:val="20"/>
+              </w:rPr>
+              <w:t>Av(co)*FP</w:t>
+            </w:r>
+          </w:p>
+        </w:tc>
+        <w:tc>
+          <w:tcPr>
+            <w:tcW w:type="dxa" w:w="1440"/>
+          </w:tcPr>
+          <w:p>
+            <w:pPr>
+              <w:jc w:val="center"/>
+            </w:pPr>
+            <w:r>
+              <w:rPr>
+                <w:sz w:val="20"/>
+              </w:rPr>
+              <w:t>0.4 ± 0.03</w:t>
+            </w:r>
+          </w:p>
+        </w:tc>
+        <w:tc>
+          <w:tcPr>
+            <w:tcW w:type="dxa" w:w="1440"/>
+          </w:tcPr>
+          <w:p>
+            <w:pPr>
+              <w:jc w:val="center"/>
+            </w:pPr>
+            <w:r>
+              <w:rPr>
+                <w:sz w:val="20"/>
+              </w:rPr>
+              <w:t>0.81 ± 0.02</w:t>
+            </w:r>
+          </w:p>
+        </w:tc>
+        <w:tc>
+          <w:tcPr>
+            <w:tcW w:type="dxa" w:w="1440"/>
+          </w:tcPr>
+          <w:p>
+            <w:pPr>
+              <w:jc w:val="center"/>
+            </w:pPr>
+            <w:r>
+              <w:rPr>
+                <w:sz w:val="20"/>
+              </w:rPr>
+              <w:t>23795</w:t>
+            </w:r>
+          </w:p>
+        </w:tc>
+      </w:tr>
+      <w:tr>
+        <w:tc>
+          <w:tcPr>
+            <w:tcW w:type="dxa" w:w="1440"/>
+          </w:tcPr>
+          <w:p>
+            <w:pPr>
+              <w:jc w:val="center"/>
+            </w:pPr>
+            <w:r>
+              <w:rPr>
+                <w:sz w:val="20"/>
+              </w:rPr>
+              <w:t>Matern52</w:t>
+            </w:r>
+          </w:p>
+        </w:tc>
+        <w:tc>
+          <w:tcPr>
+            <w:tcW w:type="dxa" w:w="1440"/>
+          </w:tcPr>
+          <w:p>
+            <w:pPr>
+              <w:jc w:val="center"/>
+            </w:pPr>
+            <w:r>
+              <w:rPr>
+                <w:sz w:val="20"/>
+              </w:rPr>
+              <w:t>RBF</w:t>
+            </w:r>
+          </w:p>
+        </w:tc>
+        <w:tc>
+          <w:tcPr>
+            <w:tcW w:type="dxa" w:w="1440"/>
+          </w:tcPr>
+          <w:p>
+            <w:pPr>
+              <w:jc w:val="center"/>
+            </w:pPr>
+            <w:r>
+              <w:rPr>
+                <w:sz w:val="20"/>
+              </w:rPr>
+              <w:t>sum</w:t>
+            </w:r>
+          </w:p>
+        </w:tc>
+        <w:tc>
+          <w:tcPr>
+            <w:tcW w:type="dxa" w:w="1440"/>
+          </w:tcPr>
+          <w:p>
+            <w:pPr>
+              <w:jc w:val="center"/>
+            </w:pPr>
+            <w:r>
+              <w:rPr>
+                <w:sz w:val="20"/>
+              </w:rPr>
+              <w:t>0.5 ± 0.02</w:t>
+            </w:r>
+          </w:p>
+        </w:tc>
+        <w:tc>
+          <w:tcPr>
+            <w:tcW w:type="dxa" w:w="1440"/>
+          </w:tcPr>
+          <w:p>
+            <w:pPr>
+              <w:jc w:val="center"/>
+            </w:pPr>
+            <w:r>
+              <w:rPr>
+                <w:sz w:val="20"/>
+              </w:rPr>
+              <w:t>0.71 ± 0.02</w:t>
+            </w:r>
+          </w:p>
+        </w:tc>
+        <w:tc>
+          <w:tcPr>
+            <w:tcW w:type="dxa" w:w="1440"/>
+          </w:tcPr>
+          <w:p>
+            <w:pPr>
+              <w:jc w:val="center"/>
+            </w:pPr>
+            <w:r>
+              <w:rPr>
+                <w:sz w:val="20"/>
+              </w:rPr>
+              <w:t>28975</w:t>
+            </w:r>
+          </w:p>
+        </w:tc>
+      </w:tr>
+      <w:tr>
+        <w:tc>
+          <w:tcPr>
+            <w:tcW w:type="dxa" w:w="1440"/>
+          </w:tcPr>
+          <w:p>
+            <w:pPr>
+              <w:jc w:val="center"/>
+            </w:pPr>
+            <w:r>
+              <w:rPr>
+                <w:sz w:val="20"/>
+              </w:rPr>
+              <w:t>Matern52</w:t>
+            </w:r>
+          </w:p>
+        </w:tc>
+        <w:tc>
+          <w:tcPr>
+            <w:tcW w:type="dxa" w:w="1440"/>
+          </w:tcPr>
+          <w:p>
+            <w:pPr>
+              <w:jc w:val="center"/>
+            </w:pPr>
+            <w:r>
+              <w:rPr>
+                <w:sz w:val="20"/>
+              </w:rPr>
+              <w:t>RBF</w:t>
+            </w:r>
+          </w:p>
+        </w:tc>
+        <w:tc>
+          <w:tcPr>
+            <w:tcW w:type="dxa" w:w="1440"/>
+          </w:tcPr>
+          <w:p>
+            <w:pPr>
+              <w:jc w:val="center"/>
+            </w:pPr>
+            <w:r>
+              <w:rPr>
+                <w:sz w:val="20"/>
+              </w:rPr>
+              <w:t>product</w:t>
+            </w:r>
+          </w:p>
+        </w:tc>
+        <w:tc>
+          <w:tcPr>
+            <w:tcW w:type="dxa" w:w="1440"/>
           </w:tcPr>
           <w:p>
             <w:pPr>
@@ -812,7 +1241,22 @@
         </w:tc>
         <w:tc>
           <w:tcPr>
-            <w:tcW w:type="dxa" w:w="1728"/>
+            <w:tcW w:type="dxa" w:w="1440"/>
+          </w:tcPr>
+          <w:p>
+            <w:pPr>
+              <w:jc w:val="center"/>
+            </w:pPr>
+            <w:r>
+              <w:rPr>
+                <w:sz w:val="20"/>
+              </w:rPr>
+            </w:r>
+          </w:p>
+        </w:tc>
+        <w:tc>
+          <w:tcPr>
+            <w:tcW w:type="dxa" w:w="1440"/>
           </w:tcPr>
           <w:p>
             <w:pPr>
@@ -829,23 +1273,7 @@
       <w:tr>
         <w:tc>
           <w:tcPr>
-            <w:tcW w:type="dxa" w:w="1728"/>
-          </w:tcPr>
-          <w:p>
-            <w:pPr>
-              <w:jc w:val="center"/>
-            </w:pPr>
-            <w:r>
-              <w:rPr>
-                <w:sz w:val="20"/>
-              </w:rPr>
-              <w:t>Matern32</w:t>
-            </w:r>
-          </w:p>
-        </w:tc>
-        <w:tc>
-          <w:tcPr>
-            <w:tcW w:type="dxa" w:w="1728"/>
+            <w:tcW w:type="dxa" w:w="1440"/>
           </w:tcPr>
           <w:p>
             <w:pPr>
@@ -861,7 +1289,23 @@
         </w:tc>
         <w:tc>
           <w:tcPr>
-            <w:tcW w:type="dxa" w:w="1728"/>
+            <w:tcW w:type="dxa" w:w="1440"/>
+          </w:tcPr>
+          <w:p>
+            <w:pPr>
+              <w:jc w:val="center"/>
+            </w:pPr>
+            <w:r>
+              <w:rPr>
+                <w:sz w:val="20"/>
+              </w:rPr>
+              <w:t>RBF</w:t>
+            </w:r>
+          </w:p>
+        </w:tc>
+        <w:tc>
+          <w:tcPr>
+            <w:tcW w:type="dxa" w:w="1440"/>
           </w:tcPr>
           <w:p>
             <w:pPr>
@@ -877,171 +1321,7 @@
         </w:tc>
         <w:tc>
           <w:tcPr>
-            <w:tcW w:type="dxa" w:w="1728"/>
-          </w:tcPr>
-          <w:p>
-            <w:pPr>
-              <w:jc w:val="center"/>
-            </w:pPr>
-            <w:r>
-              <w:rPr>
-                <w:sz w:val="20"/>
-              </w:rPr>
-              <w:t>0.4 ± 0.03</w:t>
-            </w:r>
-          </w:p>
-        </w:tc>
-        <w:tc>
-          <w:tcPr>
-            <w:tcW w:type="dxa" w:w="1728"/>
-          </w:tcPr>
-          <w:p>
-            <w:pPr>
-              <w:jc w:val="center"/>
-            </w:pPr>
-            <w:r>
-              <w:rPr>
-                <w:sz w:val="20"/>
-              </w:rPr>
-              <w:t>0.81 ± 0.02</w:t>
-            </w:r>
-          </w:p>
-        </w:tc>
-      </w:tr>
-      <w:tr>
-        <w:tc>
-          <w:tcPr>
-            <w:tcW w:type="dxa" w:w="1728"/>
-          </w:tcPr>
-          <w:p>
-            <w:pPr>
-              <w:jc w:val="center"/>
-            </w:pPr>
-            <w:r>
-              <w:rPr>
-                <w:sz w:val="20"/>
-              </w:rPr>
-              <w:t>Matern52</w:t>
-            </w:r>
-          </w:p>
-        </w:tc>
-        <w:tc>
-          <w:tcPr>
-            <w:tcW w:type="dxa" w:w="1728"/>
-          </w:tcPr>
-          <w:p>
-            <w:pPr>
-              <w:jc w:val="center"/>
-            </w:pPr>
-            <w:r>
-              <w:rPr>
-                <w:sz w:val="20"/>
-              </w:rPr>
-              <w:t>RBF</w:t>
-            </w:r>
-          </w:p>
-        </w:tc>
-        <w:tc>
-          <w:tcPr>
-            <w:tcW w:type="dxa" w:w="1728"/>
-          </w:tcPr>
-          <w:p>
-            <w:pPr>
-              <w:jc w:val="center"/>
-            </w:pPr>
-            <w:r>
-              <w:rPr>
-                <w:sz w:val="20"/>
-              </w:rPr>
-              <w:t>sum</w:t>
-            </w:r>
-          </w:p>
-        </w:tc>
-        <w:tc>
-          <w:tcPr>
-            <w:tcW w:type="dxa" w:w="1728"/>
-          </w:tcPr>
-          <w:p>
-            <w:pPr>
-              <w:jc w:val="center"/>
-            </w:pPr>
-            <w:r>
-              <w:rPr>
-                <w:sz w:val="20"/>
-              </w:rPr>
-              <w:t>0.5 ± 0.02</w:t>
-            </w:r>
-          </w:p>
-        </w:tc>
-        <w:tc>
-          <w:tcPr>
-            <w:tcW w:type="dxa" w:w="1728"/>
-          </w:tcPr>
-          <w:p>
-            <w:pPr>
-              <w:jc w:val="center"/>
-            </w:pPr>
-            <w:r>
-              <w:rPr>
-                <w:sz w:val="20"/>
-              </w:rPr>
-              <w:t>0.71 ± 0.02</w:t>
-            </w:r>
-          </w:p>
-        </w:tc>
-      </w:tr>
-      <w:tr>
-        <w:tc>
-          <w:tcPr>
-            <w:tcW w:type="dxa" w:w="1728"/>
-          </w:tcPr>
-          <w:p>
-            <w:pPr>
-              <w:jc w:val="center"/>
-            </w:pPr>
-            <w:r>
-              <w:rPr>
-                <w:sz w:val="20"/>
-              </w:rPr>
-              <w:t>Matern52</w:t>
-            </w:r>
-          </w:p>
-        </w:tc>
-        <w:tc>
-          <w:tcPr>
-            <w:tcW w:type="dxa" w:w="1728"/>
-          </w:tcPr>
-          <w:p>
-            <w:pPr>
-              <w:jc w:val="center"/>
-            </w:pPr>
-            <w:r>
-              <w:rPr>
-                <w:sz w:val="20"/>
-              </w:rPr>
-              <w:t>RBF</w:t>
-            </w:r>
-          </w:p>
-        </w:tc>
-        <w:tc>
-          <w:tcPr>
-            <w:tcW w:type="dxa" w:w="1728"/>
-          </w:tcPr>
-          <w:p>
-            <w:pPr>
-              <w:jc w:val="center"/>
-            </w:pPr>
-            <w:r>
-              <w:rPr>
-                <w:sz w:val="20"/>
-              </w:rPr>
-              <w:t>product</w:t>
-            </w:r>
-          </w:p>
-        </w:tc>
-        <w:tc>
-          <w:tcPr>
-            <w:tcW w:type="dxa" w:w="1728"/>
+            <w:tcW w:type="dxa" w:w="1440"/>
           </w:tcPr>
           <w:p>
             <w:pPr>
@@ -1056,7 +1336,22 @@
         </w:tc>
         <w:tc>
           <w:tcPr>
-            <w:tcW w:type="dxa" w:w="1728"/>
+            <w:tcW w:type="dxa" w:w="1440"/>
+          </w:tcPr>
+          <w:p>
+            <w:pPr>
+              <w:jc w:val="center"/>
+            </w:pPr>
+            <w:r>
+              <w:rPr>
+                <w:sz w:val="20"/>
+              </w:rPr>
+            </w:r>
+          </w:p>
+        </w:tc>
+        <w:tc>
+          <w:tcPr>
+            <w:tcW w:type="dxa" w:w="1440"/>
           </w:tcPr>
           <w:p>
             <w:pPr>
@@ -1073,7 +1368,7 @@
       <w:tr>
         <w:tc>
           <w:tcPr>
-            <w:tcW w:type="dxa" w:w="1728"/>
+            <w:tcW w:type="dxa" w:w="1440"/>
           </w:tcPr>
           <w:p>
             <w:pPr>
@@ -1089,7 +1384,7 @@
         </w:tc>
         <w:tc>
           <w:tcPr>
-            <w:tcW w:type="dxa" w:w="1728"/>
+            <w:tcW w:type="dxa" w:w="1440"/>
           </w:tcPr>
           <w:p>
             <w:pPr>
@@ -1099,13 +1394,13 @@
               <w:rPr>
                 <w:sz w:val="20"/>
               </w:rPr>
-              <w:t>RBF</w:t>
+              <w:t>Matern32</w:t>
             </w:r>
           </w:p>
         </w:tc>
         <w:tc>
           <w:tcPr>
-            <w:tcW w:type="dxa" w:w="1728"/>
+            <w:tcW w:type="dxa" w:w="1440"/>
           </w:tcPr>
           <w:p>
             <w:pPr>
@@ -1115,13 +1410,111 @@
               <w:rPr>
                 <w:sz w:val="20"/>
               </w:rPr>
-              <w:t>Av(co)*FP</w:t>
+              <w:t>sum</w:t>
             </w:r>
           </w:p>
         </w:tc>
         <w:tc>
           <w:tcPr>
-            <w:tcW w:type="dxa" w:w="1728"/>
+            <w:tcW w:type="dxa" w:w="1440"/>
+          </w:tcPr>
+          <w:p>
+            <w:pPr>
+              <w:jc w:val="center"/>
+            </w:pPr>
+            <w:r>
+              <w:rPr>
+                <w:sz w:val="20"/>
+              </w:rPr>
+              <w:t>0.5 ± 0.02</w:t>
+            </w:r>
+          </w:p>
+        </w:tc>
+        <w:tc>
+          <w:tcPr>
+            <w:tcW w:type="dxa" w:w="1440"/>
+          </w:tcPr>
+          <w:p>
+            <w:pPr>
+              <w:jc w:val="center"/>
+            </w:pPr>
+            <w:r>
+              <w:rPr>
+                <w:sz w:val="20"/>
+              </w:rPr>
+              <w:t>0.71 ± 0.02</w:t>
+            </w:r>
+          </w:p>
+        </w:tc>
+        <w:tc>
+          <w:tcPr>
+            <w:tcW w:type="dxa" w:w="1440"/>
+          </w:tcPr>
+          <w:p>
+            <w:pPr>
+              <w:jc w:val="center"/>
+            </w:pPr>
+            <w:r>
+              <w:rPr>
+                <w:sz w:val="20"/>
+              </w:rPr>
+              <w:t>16271</w:t>
+            </w:r>
+          </w:p>
+        </w:tc>
+      </w:tr>
+      <w:tr>
+        <w:tc>
+          <w:tcPr>
+            <w:tcW w:type="dxa" w:w="1440"/>
+          </w:tcPr>
+          <w:p>
+            <w:pPr>
+              <w:jc w:val="center"/>
+            </w:pPr>
+            <w:r>
+              <w:rPr>
+                <w:sz w:val="20"/>
+              </w:rPr>
+              <w:t>Matern52</w:t>
+            </w:r>
+          </w:p>
+        </w:tc>
+        <w:tc>
+          <w:tcPr>
+            <w:tcW w:type="dxa" w:w="1440"/>
+          </w:tcPr>
+          <w:p>
+            <w:pPr>
+              <w:jc w:val="center"/>
+            </w:pPr>
+            <w:r>
+              <w:rPr>
+                <w:sz w:val="20"/>
+              </w:rPr>
+              <w:t>Matern32</w:t>
+            </w:r>
+          </w:p>
+        </w:tc>
+        <w:tc>
+          <w:tcPr>
+            <w:tcW w:type="dxa" w:w="1440"/>
+          </w:tcPr>
+          <w:p>
+            <w:pPr>
+              <w:jc w:val="center"/>
+            </w:pPr>
+            <w:r>
+              <w:rPr>
+                <w:sz w:val="20"/>
+              </w:rPr>
+              <w:t>product</w:t>
+            </w:r>
+          </w:p>
+        </w:tc>
+        <w:tc>
+          <w:tcPr>
+            <w:tcW w:type="dxa" w:w="1440"/>
           </w:tcPr>
           <w:p>
             <w:pPr>
@@ -1136,7 +1529,22 @@
         </w:tc>
         <w:tc>
           <w:tcPr>
-            <w:tcW w:type="dxa" w:w="1728"/>
+            <w:tcW w:type="dxa" w:w="1440"/>
+          </w:tcPr>
+          <w:p>
+            <w:pPr>
+              <w:jc w:val="center"/>
+            </w:pPr>
+            <w:r>
+              <w:rPr>
+                <w:sz w:val="20"/>
+              </w:rPr>
+            </w:r>
+          </w:p>
+        </w:tc>
+        <w:tc>
+          <w:tcPr>
+            <w:tcW w:type="dxa" w:w="1440"/>
           </w:tcPr>
           <w:p>
             <w:pPr>
@@ -1153,7 +1561,7 @@
       <w:tr>
         <w:tc>
           <w:tcPr>
-            <w:tcW w:type="dxa" w:w="1728"/>
+            <w:tcW w:type="dxa" w:w="1440"/>
           </w:tcPr>
           <w:p>
             <w:pPr>
@@ -1169,7 +1577,7 @@
         </w:tc>
         <w:tc>
           <w:tcPr>
-            <w:tcW w:type="dxa" w:w="1728"/>
+            <w:tcW w:type="dxa" w:w="1440"/>
           </w:tcPr>
           <w:p>
             <w:pPr>
@@ -1185,7 +1593,105 @@
         </w:tc>
         <w:tc>
           <w:tcPr>
-            <w:tcW w:type="dxa" w:w="1728"/>
+            <w:tcW w:type="dxa" w:w="1440"/>
+          </w:tcPr>
+          <w:p>
+            <w:pPr>
+              <w:jc w:val="center"/>
+            </w:pPr>
+            <w:r>
+              <w:rPr>
+                <w:sz w:val="20"/>
+              </w:rPr>
+              <w:t>Av(co)*FP</w:t>
+            </w:r>
+          </w:p>
+        </w:tc>
+        <w:tc>
+          <w:tcPr>
+            <w:tcW w:type="dxa" w:w="1440"/>
+          </w:tcPr>
+          <w:p>
+            <w:pPr>
+              <w:jc w:val="center"/>
+            </w:pPr>
+            <w:r>
+              <w:rPr>
+                <w:sz w:val="20"/>
+              </w:rPr>
+              <w:t>0.41 ± 0.03</w:t>
+            </w:r>
+          </w:p>
+        </w:tc>
+        <w:tc>
+          <w:tcPr>
+            <w:tcW w:type="dxa" w:w="1440"/>
+          </w:tcPr>
+          <w:p>
+            <w:pPr>
+              <w:jc w:val="center"/>
+            </w:pPr>
+            <w:r>
+              <w:rPr>
+                <w:sz w:val="20"/>
+              </w:rPr>
+              <w:t>0.8 ± 0.02</w:t>
+            </w:r>
+          </w:p>
+        </w:tc>
+        <w:tc>
+          <w:tcPr>
+            <w:tcW w:type="dxa" w:w="1440"/>
+          </w:tcPr>
+          <w:p>
+            <w:pPr>
+              <w:jc w:val="center"/>
+            </w:pPr>
+            <w:r>
+              <w:rPr>
+                <w:sz w:val="20"/>
+              </w:rPr>
+              <w:t>17563</w:t>
+            </w:r>
+          </w:p>
+        </w:tc>
+      </w:tr>
+      <w:tr>
+        <w:tc>
+          <w:tcPr>
+            <w:tcW w:type="dxa" w:w="1440"/>
+          </w:tcPr>
+          <w:p>
+            <w:pPr>
+              <w:jc w:val="center"/>
+            </w:pPr>
+            <w:r>
+              <w:rPr>
+                <w:sz w:val="20"/>
+              </w:rPr>
+              <w:t>Matern52</w:t>
+            </w:r>
+          </w:p>
+        </w:tc>
+        <w:tc>
+          <w:tcPr>
+            <w:tcW w:type="dxa" w:w="1440"/>
+          </w:tcPr>
+          <w:p>
+            <w:pPr>
+              <w:jc w:val="center"/>
+            </w:pPr>
+            <w:r>
+              <w:rPr>
+                <w:sz w:val="20"/>
+              </w:rPr>
+              <w:t>Matern52</w:t>
+            </w:r>
+          </w:p>
+        </w:tc>
+        <w:tc>
+          <w:tcPr>
+            <w:tcW w:type="dxa" w:w="1440"/>
           </w:tcPr>
           <w:p>
             <w:pPr>
@@ -1201,7 +1707,7 @@
         </w:tc>
         <w:tc>
           <w:tcPr>
-            <w:tcW w:type="dxa" w:w="1728"/>
+            <w:tcW w:type="dxa" w:w="1440"/>
           </w:tcPr>
           <w:p>
             <w:pPr>
@@ -1217,7 +1723,7 @@
         </w:tc>
         <w:tc>
           <w:tcPr>
-            <w:tcW w:type="dxa" w:w="1728"/>
+            <w:tcW w:type="dxa" w:w="1440"/>
           </w:tcPr>
           <w:p>
             <w:pPr>
@@ -1231,11 +1737,27 @@
             </w:r>
           </w:p>
         </w:tc>
+        <w:tc>
+          <w:tcPr>
+            <w:tcW w:type="dxa" w:w="1440"/>
+          </w:tcPr>
+          <w:p>
+            <w:pPr>
+              <w:jc w:val="center"/>
+            </w:pPr>
+            <w:r>
+              <w:rPr>
+                <w:sz w:val="20"/>
+              </w:rPr>
+              <w:t>19582</w:t>
+            </w:r>
+          </w:p>
+        </w:tc>
       </w:tr>
       <w:tr>
         <w:tc>
           <w:tcPr>
-            <w:tcW w:type="dxa" w:w="1728"/>
+            <w:tcW w:type="dxa" w:w="1440"/>
           </w:tcPr>
           <w:p>
             <w:pPr>
@@ -1251,7 +1773,7 @@
         </w:tc>
         <w:tc>
           <w:tcPr>
-            <w:tcW w:type="dxa" w:w="1728"/>
+            <w:tcW w:type="dxa" w:w="1440"/>
           </w:tcPr>
           <w:p>
             <w:pPr>
@@ -1261,13 +1783,13 @@
               <w:rPr>
                 <w:sz w:val="20"/>
               </w:rPr>
-              <w:t>Matern32</w:t>
+              <w:t>Matern52</w:t>
             </w:r>
           </w:p>
         </w:tc>
         <w:tc>
           <w:tcPr>
-            <w:tcW w:type="dxa" w:w="1728"/>
+            <w:tcW w:type="dxa" w:w="1440"/>
           </w:tcPr>
           <w:p>
             <w:pPr>
@@ -1283,7 +1805,301 @@
         </w:tc>
         <w:tc>
           <w:tcPr>
-            <w:tcW w:type="dxa" w:w="1728"/>
+            <w:tcW w:type="dxa" w:w="1440"/>
+          </w:tcPr>
+          <w:p>
+            <w:pPr>
+              <w:jc w:val="center"/>
+            </w:pPr>
+            <w:r>
+              <w:rPr>
+                <w:sz w:val="20"/>
+              </w:rPr>
+              <w:t>0.34 ± 0.03</w:t>
+            </w:r>
+          </w:p>
+        </w:tc>
+        <w:tc>
+          <w:tcPr>
+            <w:tcW w:type="dxa" w:w="1440"/>
+          </w:tcPr>
+          <w:p>
+            <w:pPr>
+              <w:jc w:val="center"/>
+            </w:pPr>
+            <w:r>
+              <w:rPr>
+                <w:sz w:val="20"/>
+              </w:rPr>
+              <w:t>0.86 ± 0.02</w:t>
+            </w:r>
+          </w:p>
+        </w:tc>
+        <w:tc>
+          <w:tcPr>
+            <w:tcW w:type="dxa" w:w="1440"/>
+          </w:tcPr>
+          <w:p>
+            <w:pPr>
+              <w:jc w:val="center"/>
+            </w:pPr>
+            <w:r>
+              <w:rPr>
+                <w:sz w:val="20"/>
+              </w:rPr>
+              <w:t>35337</w:t>
+            </w:r>
+          </w:p>
+        </w:tc>
+      </w:tr>
+      <w:tr>
+        <w:tc>
+          <w:tcPr>
+            <w:tcW w:type="dxa" w:w="1440"/>
+          </w:tcPr>
+          <w:p>
+            <w:pPr>
+              <w:jc w:val="center"/>
+            </w:pPr>
+            <w:r>
+              <w:rPr>
+                <w:sz w:val="20"/>
+              </w:rPr>
+              <w:t>Matern52</w:t>
+            </w:r>
+          </w:p>
+        </w:tc>
+        <w:tc>
+          <w:tcPr>
+            <w:tcW w:type="dxa" w:w="1440"/>
+          </w:tcPr>
+          <w:p>
+            <w:pPr>
+              <w:jc w:val="center"/>
+            </w:pPr>
+            <w:r>
+              <w:rPr>
+                <w:sz w:val="20"/>
+              </w:rPr>
+              <w:t>Matern52</w:t>
+            </w:r>
+          </w:p>
+        </w:tc>
+        <w:tc>
+          <w:tcPr>
+            <w:tcW w:type="dxa" w:w="1440"/>
+          </w:tcPr>
+          <w:p>
+            <w:pPr>
+              <w:jc w:val="center"/>
+            </w:pPr>
+            <w:r>
+              <w:rPr>
+                <w:sz w:val="20"/>
+              </w:rPr>
+              <w:t>Av(co)*FP</w:t>
+            </w:r>
+          </w:p>
+        </w:tc>
+        <w:tc>
+          <w:tcPr>
+            <w:tcW w:type="dxa" w:w="1440"/>
+          </w:tcPr>
+          <w:p>
+            <w:pPr>
+              <w:jc w:val="center"/>
+            </w:pPr>
+            <w:r>
+              <w:rPr>
+                <w:sz w:val="20"/>
+              </w:rPr>
+              <w:t>0.41 ± 0.03</w:t>
+            </w:r>
+          </w:p>
+        </w:tc>
+        <w:tc>
+          <w:tcPr>
+            <w:tcW w:type="dxa" w:w="1440"/>
+          </w:tcPr>
+          <w:p>
+            <w:pPr>
+              <w:jc w:val="center"/>
+            </w:pPr>
+            <w:r>
+              <w:rPr>
+                <w:sz w:val="20"/>
+              </w:rPr>
+              <w:t>0.8 ± 0.02</w:t>
+            </w:r>
+          </w:p>
+        </w:tc>
+        <w:tc>
+          <w:tcPr>
+            <w:tcW w:type="dxa" w:w="1440"/>
+          </w:tcPr>
+          <w:p>
+            <w:pPr>
+              <w:jc w:val="center"/>
+            </w:pPr>
+            <w:r>
+              <w:rPr>
+                <w:sz w:val="20"/>
+              </w:rPr>
+              <w:t>29426</w:t>
+            </w:r>
+          </w:p>
+        </w:tc>
+      </w:tr>
+      <w:tr>
+        <w:tc>
+          <w:tcPr>
+            <w:tcW w:type="dxa" w:w="1440"/>
+          </w:tcPr>
+          <w:p>
+            <w:pPr>
+              <w:jc w:val="center"/>
+            </w:pPr>
+            <w:r>
+              <w:rPr>
+                <w:sz w:val="20"/>
+              </w:rPr>
+              <w:t>RBF</w:t>
+            </w:r>
+          </w:p>
+        </w:tc>
+        <w:tc>
+          <w:tcPr>
+            <w:tcW w:type="dxa" w:w="1440"/>
+          </w:tcPr>
+          <w:p>
+            <w:pPr>
+              <w:jc w:val="center"/>
+            </w:pPr>
+            <w:r>
+              <w:rPr>
+                <w:sz w:val="20"/>
+              </w:rPr>
+              <w:t>RBF</w:t>
+            </w:r>
+          </w:p>
+        </w:tc>
+        <w:tc>
+          <w:tcPr>
+            <w:tcW w:type="dxa" w:w="1440"/>
+          </w:tcPr>
+          <w:p>
+            <w:pPr>
+              <w:jc w:val="center"/>
+            </w:pPr>
+            <w:r>
+              <w:rPr>
+                <w:sz w:val="20"/>
+              </w:rPr>
+              <w:t>sum</w:t>
+            </w:r>
+          </w:p>
+        </w:tc>
+        <w:tc>
+          <w:tcPr>
+            <w:tcW w:type="dxa" w:w="1440"/>
+          </w:tcPr>
+          <w:p>
+            <w:pPr>
+              <w:jc w:val="center"/>
+            </w:pPr>
+            <w:r>
+              <w:rPr>
+                <w:sz w:val="20"/>
+              </w:rPr>
+              <w:t>0.54 ± 0.02</w:t>
+            </w:r>
+          </w:p>
+        </w:tc>
+        <w:tc>
+          <w:tcPr>
+            <w:tcW w:type="dxa" w:w="1440"/>
+          </w:tcPr>
+          <w:p>
+            <w:pPr>
+              <w:jc w:val="center"/>
+            </w:pPr>
+            <w:r>
+              <w:rPr>
+                <w:sz w:val="20"/>
+              </w:rPr>
+              <w:t>0.66 ± 0.02</w:t>
+            </w:r>
+          </w:p>
+        </w:tc>
+        <w:tc>
+          <w:tcPr>
+            <w:tcW w:type="dxa" w:w="1440"/>
+          </w:tcPr>
+          <w:p>
+            <w:pPr>
+              <w:jc w:val="center"/>
+            </w:pPr>
+            <w:r>
+              <w:rPr>
+                <w:sz w:val="20"/>
+              </w:rPr>
+              <w:t>19004</w:t>
+            </w:r>
+          </w:p>
+        </w:tc>
+      </w:tr>
+      <w:tr>
+        <w:tc>
+          <w:tcPr>
+            <w:tcW w:type="dxa" w:w="1440"/>
+          </w:tcPr>
+          <w:p>
+            <w:pPr>
+              <w:jc w:val="center"/>
+            </w:pPr>
+            <w:r>
+              <w:rPr>
+                <w:sz w:val="20"/>
+              </w:rPr>
+              <w:t>RBF</w:t>
+            </w:r>
+          </w:p>
+        </w:tc>
+        <w:tc>
+          <w:tcPr>
+            <w:tcW w:type="dxa" w:w="1440"/>
+          </w:tcPr>
+          <w:p>
+            <w:pPr>
+              <w:jc w:val="center"/>
+            </w:pPr>
+            <w:r>
+              <w:rPr>
+                <w:sz w:val="20"/>
+              </w:rPr>
+              <w:t>RBF</w:t>
+            </w:r>
+          </w:p>
+        </w:tc>
+        <w:tc>
+          <w:tcPr>
+            <w:tcW w:type="dxa" w:w="1440"/>
+          </w:tcPr>
+          <w:p>
+            <w:pPr>
+              <w:jc w:val="center"/>
+            </w:pPr>
+            <w:r>
+              <w:rPr>
+                <w:sz w:val="20"/>
+              </w:rPr>
+              <w:t>product</w:t>
+            </w:r>
+          </w:p>
+        </w:tc>
+        <w:tc>
+          <w:tcPr>
+            <w:tcW w:type="dxa" w:w="1440"/>
           </w:tcPr>
           <w:p>
             <w:pPr>
@@ -1298,7 +2114,22 @@
         </w:tc>
         <w:tc>
           <w:tcPr>
-            <w:tcW w:type="dxa" w:w="1728"/>
+            <w:tcW w:type="dxa" w:w="1440"/>
+          </w:tcPr>
+          <w:p>
+            <w:pPr>
+              <w:jc w:val="center"/>
+            </w:pPr>
+            <w:r>
+              <w:rPr>
+                <w:sz w:val="20"/>
+              </w:rPr>
+            </w:r>
+          </w:p>
+        </w:tc>
+        <w:tc>
+          <w:tcPr>
+            <w:tcW w:type="dxa" w:w="1440"/>
           </w:tcPr>
           <w:p>
             <w:pPr>
@@ -1315,7 +2146,7 @@
       <w:tr>
         <w:tc>
           <w:tcPr>
-            <w:tcW w:type="dxa" w:w="1728"/>
+            <w:tcW w:type="dxa" w:w="1440"/>
           </w:tcPr>
           <w:p>
             <w:pPr>
@@ -1325,13 +2156,13 @@
               <w:rPr>
                 <w:sz w:val="20"/>
               </w:rPr>
-              <w:t>Matern52</w:t>
+              <w:t>RBF</w:t>
             </w:r>
           </w:p>
         </w:tc>
         <w:tc>
           <w:tcPr>
-            <w:tcW w:type="dxa" w:w="1728"/>
+            <w:tcW w:type="dxa" w:w="1440"/>
           </w:tcPr>
           <w:p>
             <w:pPr>
@@ -1341,13 +2172,13 @@
               <w:rPr>
                 <w:sz w:val="20"/>
               </w:rPr>
-              <w:t>Matern32</w:t>
+              <w:t>RBF</w:t>
             </w:r>
           </w:p>
         </w:tc>
         <w:tc>
           <w:tcPr>
-            <w:tcW w:type="dxa" w:w="1728"/>
+            <w:tcW w:type="dxa" w:w="1440"/>
           </w:tcPr>
           <w:p>
             <w:pPr>
@@ -1363,171 +2194,7 @@
         </w:tc>
         <w:tc>
           <w:tcPr>
-            <w:tcW w:type="dxa" w:w="1728"/>
-          </w:tcPr>
-          <w:p>
-            <w:pPr>
-              <w:jc w:val="center"/>
-            </w:pPr>
-            <w:r>
-              <w:rPr>
-                <w:sz w:val="20"/>
-              </w:rPr>
-              <w:t>0.41 ± 0.03</w:t>
-            </w:r>
-          </w:p>
-        </w:tc>
-        <w:tc>
-          <w:tcPr>
-            <w:tcW w:type="dxa" w:w="1728"/>
-          </w:tcPr>
-          <w:p>
-            <w:pPr>
-              <w:jc w:val="center"/>
-            </w:pPr>
-            <w:r>
-              <w:rPr>
-                <w:sz w:val="20"/>
-              </w:rPr>
-              <w:t>0.8 ± 0.02</w:t>
-            </w:r>
-          </w:p>
-        </w:tc>
-      </w:tr>
-      <w:tr>
-        <w:tc>
-          <w:tcPr>
-            <w:tcW w:type="dxa" w:w="1728"/>
-          </w:tcPr>
-          <w:p>
-            <w:pPr>
-              <w:jc w:val="center"/>
-            </w:pPr>
-            <w:r>
-              <w:rPr>
-                <w:sz w:val="20"/>
-              </w:rPr>
-              <w:t>Matern52</w:t>
-            </w:r>
-          </w:p>
-        </w:tc>
-        <w:tc>
-          <w:tcPr>
-            <w:tcW w:type="dxa" w:w="1728"/>
-          </w:tcPr>
-          <w:p>
-            <w:pPr>
-              <w:jc w:val="center"/>
-            </w:pPr>
-            <w:r>
-              <w:rPr>
-                <w:sz w:val="20"/>
-              </w:rPr>
-              <w:t>Matern52</w:t>
-            </w:r>
-          </w:p>
-        </w:tc>
-        <w:tc>
-          <w:tcPr>
-            <w:tcW w:type="dxa" w:w="1728"/>
-          </w:tcPr>
-          <w:p>
-            <w:pPr>
-              <w:jc w:val="center"/>
-            </w:pPr>
-            <w:r>
-              <w:rPr>
-                <w:sz w:val="20"/>
-              </w:rPr>
-              <w:t>sum</w:t>
-            </w:r>
-          </w:p>
-        </w:tc>
-        <w:tc>
-          <w:tcPr>
-            <w:tcW w:type="dxa" w:w="1728"/>
-          </w:tcPr>
-          <w:p>
-            <w:pPr>
-              <w:jc w:val="center"/>
-            </w:pPr>
-            <w:r>
-              <w:rPr>
-                <w:sz w:val="20"/>
-              </w:rPr>
-              <w:t>0.5 ± 0.02</w:t>
-            </w:r>
-          </w:p>
-        </w:tc>
-        <w:tc>
-          <w:tcPr>
-            <w:tcW w:type="dxa" w:w="1728"/>
-          </w:tcPr>
-          <w:p>
-            <w:pPr>
-              <w:jc w:val="center"/>
-            </w:pPr>
-            <w:r>
-              <w:rPr>
-                <w:sz w:val="20"/>
-              </w:rPr>
-              <w:t>0.71 ± 0.02</w:t>
-            </w:r>
-          </w:p>
-        </w:tc>
-      </w:tr>
-      <w:tr>
-        <w:tc>
-          <w:tcPr>
-            <w:tcW w:type="dxa" w:w="1728"/>
-          </w:tcPr>
-          <w:p>
-            <w:pPr>
-              <w:jc w:val="center"/>
-            </w:pPr>
-            <w:r>
-              <w:rPr>
-                <w:sz w:val="20"/>
-              </w:rPr>
-              <w:t>Matern52</w:t>
-            </w:r>
-          </w:p>
-        </w:tc>
-        <w:tc>
-          <w:tcPr>
-            <w:tcW w:type="dxa" w:w="1728"/>
-          </w:tcPr>
-          <w:p>
-            <w:pPr>
-              <w:jc w:val="center"/>
-            </w:pPr>
-            <w:r>
-              <w:rPr>
-                <w:sz w:val="20"/>
-              </w:rPr>
-              <w:t>Matern52</w:t>
-            </w:r>
-          </w:p>
-        </w:tc>
-        <w:tc>
-          <w:tcPr>
-            <w:tcW w:type="dxa" w:w="1728"/>
-          </w:tcPr>
-          <w:p>
-            <w:pPr>
-              <w:jc w:val="center"/>
-            </w:pPr>
-            <w:r>
-              <w:rPr>
-                <w:sz w:val="20"/>
-              </w:rPr>
-              <w:t>product</w:t>
-            </w:r>
-          </w:p>
-        </w:tc>
-        <w:tc>
-          <w:tcPr>
-            <w:tcW w:type="dxa" w:w="1728"/>
+            <w:tcW w:type="dxa" w:w="1440"/>
           </w:tcPr>
           <w:p>
             <w:pPr>
@@ -1542,7 +2209,22 @@
         </w:tc>
         <w:tc>
           <w:tcPr>
-            <w:tcW w:type="dxa" w:w="1728"/>
+            <w:tcW w:type="dxa" w:w="1440"/>
+          </w:tcPr>
+          <w:p>
+            <w:pPr>
+              <w:jc w:val="center"/>
+            </w:pPr>
+            <w:r>
+              <w:rPr>
+                <w:sz w:val="20"/>
+              </w:rPr>
+            </w:r>
+          </w:p>
+        </w:tc>
+        <w:tc>
+          <w:tcPr>
+            <w:tcW w:type="dxa" w:w="1440"/>
           </w:tcPr>
           <w:p>
             <w:pPr>
@@ -1559,7 +2241,7 @@
       <w:tr>
         <w:tc>
           <w:tcPr>
-            <w:tcW w:type="dxa" w:w="1728"/>
+            <w:tcW w:type="dxa" w:w="1440"/>
           </w:tcPr>
           <w:p>
             <w:pPr>
@@ -1569,13 +2251,13 @@
               <w:rPr>
                 <w:sz w:val="20"/>
               </w:rPr>
-              <w:t>Matern52</w:t>
+              <w:t>RBF</w:t>
             </w:r>
           </w:p>
         </w:tc>
         <w:tc>
           <w:tcPr>
-            <w:tcW w:type="dxa" w:w="1728"/>
+            <w:tcW w:type="dxa" w:w="1440"/>
           </w:tcPr>
           <w:p>
             <w:pPr>
@@ -1585,13 +2267,13 @@
               <w:rPr>
                 <w:sz w:val="20"/>
               </w:rPr>
-              <w:t>Matern52</w:t>
+              <w:t>Matern32</w:t>
             </w:r>
           </w:p>
         </w:tc>
         <w:tc>
           <w:tcPr>
-            <w:tcW w:type="dxa" w:w="1728"/>
+            <w:tcW w:type="dxa" w:w="1440"/>
           </w:tcPr>
           <w:p>
             <w:pPr>
@@ -1601,13 +2283,111 @@
               <w:rPr>
                 <w:sz w:val="20"/>
               </w:rPr>
-              <w:t>Av(co)*FP</w:t>
+              <w:t>sum</w:t>
             </w:r>
           </w:p>
         </w:tc>
         <w:tc>
           <w:tcPr>
-            <w:tcW w:type="dxa" w:w="1728"/>
+            <w:tcW w:type="dxa" w:w="1440"/>
+          </w:tcPr>
+          <w:p>
+            <w:pPr>
+              <w:jc w:val="center"/>
+            </w:pPr>
+            <w:r>
+              <w:rPr>
+                <w:sz w:val="20"/>
+              </w:rPr>
+              <w:t>0.54 ± 0.02</w:t>
+            </w:r>
+          </w:p>
+        </w:tc>
+        <w:tc>
+          <w:tcPr>
+            <w:tcW w:type="dxa" w:w="1440"/>
+          </w:tcPr>
+          <w:p>
+            <w:pPr>
+              <w:jc w:val="center"/>
+            </w:pPr>
+            <w:r>
+              <w:rPr>
+                <w:sz w:val="20"/>
+              </w:rPr>
+              <w:t>0.66 ± 0.02</w:t>
+            </w:r>
+          </w:p>
+        </w:tc>
+        <w:tc>
+          <w:tcPr>
+            <w:tcW w:type="dxa" w:w="1440"/>
+          </w:tcPr>
+          <w:p>
+            <w:pPr>
+              <w:jc w:val="center"/>
+            </w:pPr>
+            <w:r>
+              <w:rPr>
+                <w:sz w:val="20"/>
+              </w:rPr>
+              <w:t>17362</w:t>
+            </w:r>
+          </w:p>
+        </w:tc>
+      </w:tr>
+      <w:tr>
+        <w:tc>
+          <w:tcPr>
+            <w:tcW w:type="dxa" w:w="1440"/>
+          </w:tcPr>
+          <w:p>
+            <w:pPr>
+              <w:jc w:val="center"/>
+            </w:pPr>
+            <w:r>
+              <w:rPr>
+                <w:sz w:val="20"/>
+              </w:rPr>
+              <w:t>RBF</w:t>
+            </w:r>
+          </w:p>
+        </w:tc>
+        <w:tc>
+          <w:tcPr>
+            <w:tcW w:type="dxa" w:w="1440"/>
+          </w:tcPr>
+          <w:p>
+            <w:pPr>
+              <w:jc w:val="center"/>
+            </w:pPr>
+            <w:r>
+              <w:rPr>
+                <w:sz w:val="20"/>
+              </w:rPr>
+              <w:t>Matern32</w:t>
+            </w:r>
+          </w:p>
+        </w:tc>
+        <w:tc>
+          <w:tcPr>
+            <w:tcW w:type="dxa" w:w="1440"/>
+          </w:tcPr>
+          <w:p>
+            <w:pPr>
+              <w:jc w:val="center"/>
+            </w:pPr>
+            <w:r>
+              <w:rPr>
+                <w:sz w:val="20"/>
+              </w:rPr>
+              <w:t>product</w:t>
+            </w:r>
+          </w:p>
+        </w:tc>
+        <w:tc>
+          <w:tcPr>
+            <w:tcW w:type="dxa" w:w="1440"/>
           </w:tcPr>
           <w:p>
             <w:pPr>
@@ -1622,7 +2402,22 @@
         </w:tc>
         <w:tc>
           <w:tcPr>
-            <w:tcW w:type="dxa" w:w="1728"/>
+            <w:tcW w:type="dxa" w:w="1440"/>
+          </w:tcPr>
+          <w:p>
+            <w:pPr>
+              <w:jc w:val="center"/>
+            </w:pPr>
+            <w:r>
+              <w:rPr>
+                <w:sz w:val="20"/>
+              </w:rPr>
+            </w:r>
+          </w:p>
+        </w:tc>
+        <w:tc>
+          <w:tcPr>
+            <w:tcW w:type="dxa" w:w="1440"/>
           </w:tcPr>
           <w:p>
             <w:pPr>
@@ -1639,7 +2434,7 @@
       <w:tr>
         <w:tc>
           <w:tcPr>
-            <w:tcW w:type="dxa" w:w="1728"/>
+            <w:tcW w:type="dxa" w:w="1440"/>
           </w:tcPr>
           <w:p>
             <w:pPr>
@@ -1655,7 +2450,89 @@
         </w:tc>
         <w:tc>
           <w:tcPr>
-            <w:tcW w:type="dxa" w:w="1728"/>
+            <w:tcW w:type="dxa" w:w="1440"/>
+          </w:tcPr>
+          <w:p>
+            <w:pPr>
+              <w:jc w:val="center"/>
+            </w:pPr>
+            <w:r>
+              <w:rPr>
+                <w:sz w:val="20"/>
+              </w:rPr>
+              <w:t>Matern32</w:t>
+            </w:r>
+          </w:p>
+        </w:tc>
+        <w:tc>
+          <w:tcPr>
+            <w:tcW w:type="dxa" w:w="1440"/>
+          </w:tcPr>
+          <w:p>
+            <w:pPr>
+              <w:jc w:val="center"/>
+            </w:pPr>
+            <w:r>
+              <w:rPr>
+                <w:sz w:val="20"/>
+              </w:rPr>
+              <w:t>Av(co)*FP</w:t>
+            </w:r>
+          </w:p>
+        </w:tc>
+        <w:tc>
+          <w:tcPr>
+            <w:tcW w:type="dxa" w:w="1440"/>
+          </w:tcPr>
+          <w:p>
+            <w:pPr>
+              <w:jc w:val="center"/>
+            </w:pPr>
+            <w:r>
+              <w:rPr>
+                <w:sz w:val="20"/>
+              </w:rPr>
+              <w:t>0.45 ± 0.03</w:t>
+            </w:r>
+          </w:p>
+        </w:tc>
+        <w:tc>
+          <w:tcPr>
+            <w:tcW w:type="dxa" w:w="1440"/>
+          </w:tcPr>
+          <w:p>
+            <w:pPr>
+              <w:jc w:val="center"/>
+            </w:pPr>
+            <w:r>
+              <w:rPr>
+                <w:sz w:val="20"/>
+              </w:rPr>
+              <w:t>0.76 ± 0.03</w:t>
+            </w:r>
+          </w:p>
+        </w:tc>
+        <w:tc>
+          <w:tcPr>
+            <w:tcW w:type="dxa" w:w="1440"/>
+          </w:tcPr>
+          <w:p>
+            <w:pPr>
+              <w:jc w:val="center"/>
+            </w:pPr>
+            <w:r>
+              <w:rPr>
+                <w:sz w:val="20"/>
+              </w:rPr>
+              <w:t>16149</w:t>
+            </w:r>
+          </w:p>
+        </w:tc>
+      </w:tr>
+      <w:tr>
+        <w:tc>
+          <w:tcPr>
+            <w:tcW w:type="dxa" w:w="1440"/>
           </w:tcPr>
           <w:p>
             <w:pPr>
@@ -1671,7 +2548,23 @@
         </w:tc>
         <w:tc>
           <w:tcPr>
-            <w:tcW w:type="dxa" w:w="1728"/>
+            <w:tcW w:type="dxa" w:w="1440"/>
+          </w:tcPr>
+          <w:p>
+            <w:pPr>
+              <w:jc w:val="center"/>
+            </w:pPr>
+            <w:r>
+              <w:rPr>
+                <w:sz w:val="20"/>
+              </w:rPr>
+              <w:t>Matern52</w:t>
+            </w:r>
+          </w:p>
+        </w:tc>
+        <w:tc>
+          <w:tcPr>
+            <w:tcW w:type="dxa" w:w="1440"/>
           </w:tcPr>
           <w:p>
             <w:pPr>
@@ -1687,7 +2580,7 @@
         </w:tc>
         <w:tc>
           <w:tcPr>
-            <w:tcW w:type="dxa" w:w="1728"/>
+            <w:tcW w:type="dxa" w:w="1440"/>
           </w:tcPr>
           <w:p>
             <w:pPr>
@@ -1703,7 +2596,7 @@
         </w:tc>
         <w:tc>
           <w:tcPr>
-            <w:tcW w:type="dxa" w:w="1728"/>
+            <w:tcW w:type="dxa" w:w="1440"/>
           </w:tcPr>
           <w:p>
             <w:pPr>
@@ -1717,11 +2610,27 @@
             </w:r>
           </w:p>
         </w:tc>
+        <w:tc>
+          <w:tcPr>
+            <w:tcW w:type="dxa" w:w="1440"/>
+          </w:tcPr>
+          <w:p>
+            <w:pPr>
+              <w:jc w:val="center"/>
+            </w:pPr>
+            <w:r>
+              <w:rPr>
+                <w:sz w:val="20"/>
+              </w:rPr>
+              <w:t>23451</w:t>
+            </w:r>
+          </w:p>
+        </w:tc>
       </w:tr>
       <w:tr>
         <w:tc>
           <w:tcPr>
-            <w:tcW w:type="dxa" w:w="1728"/>
+            <w:tcW w:type="dxa" w:w="1440"/>
           </w:tcPr>
           <w:p>
             <w:pPr>
@@ -1737,7 +2646,89 @@
         </w:tc>
         <w:tc>
           <w:tcPr>
-            <w:tcW w:type="dxa" w:w="1728"/>
+            <w:tcW w:type="dxa" w:w="1440"/>
+          </w:tcPr>
+          <w:p>
+            <w:pPr>
+              <w:jc w:val="center"/>
+            </w:pPr>
+            <w:r>
+              <w:rPr>
+                <w:sz w:val="20"/>
+              </w:rPr>
+              <w:t>Matern52</w:t>
+            </w:r>
+          </w:p>
+        </w:tc>
+        <w:tc>
+          <w:tcPr>
+            <w:tcW w:type="dxa" w:w="1440"/>
+          </w:tcPr>
+          <w:p>
+            <w:pPr>
+              <w:jc w:val="center"/>
+            </w:pPr>
+            <w:r>
+              <w:rPr>
+                <w:sz w:val="20"/>
+              </w:rPr>
+              <w:t>product</w:t>
+            </w:r>
+          </w:p>
+        </w:tc>
+        <w:tc>
+          <w:tcPr>
+            <w:tcW w:type="dxa" w:w="1440"/>
+          </w:tcPr>
+          <w:p>
+            <w:pPr>
+              <w:jc w:val="center"/>
+            </w:pPr>
+            <w:r>
+              <w:rPr>
+                <w:sz w:val="20"/>
+              </w:rPr>
+              <w:t>0.35 ± 0.03</w:t>
+            </w:r>
+          </w:p>
+        </w:tc>
+        <w:tc>
+          <w:tcPr>
+            <w:tcW w:type="dxa" w:w="1440"/>
+          </w:tcPr>
+          <w:p>
+            <w:pPr>
+              <w:jc w:val="center"/>
+            </w:pPr>
+            <w:r>
+              <w:rPr>
+                <w:sz w:val="20"/>
+              </w:rPr>
+              <w:t>0.86 ± 0.02</w:t>
+            </w:r>
+          </w:p>
+        </w:tc>
+        <w:tc>
+          <w:tcPr>
+            <w:tcW w:type="dxa" w:w="1440"/>
+          </w:tcPr>
+          <w:p>
+            <w:pPr>
+              <w:jc w:val="center"/>
+            </w:pPr>
+            <w:r>
+              <w:rPr>
+                <w:sz w:val="20"/>
+              </w:rPr>
+              <w:t>39448</w:t>
+            </w:r>
+          </w:p>
+        </w:tc>
+      </w:tr>
+      <w:tr>
+        <w:tc>
+          <w:tcPr>
+            <w:tcW w:type="dxa" w:w="1440"/>
           </w:tcPr>
           <w:p>
             <w:pPr>
@@ -1753,7 +2744,7 @@
         </w:tc>
         <w:tc>
           <w:tcPr>
-            <w:tcW w:type="dxa" w:w="1728"/>
+            <w:tcW w:type="dxa" w:w="1440"/>
           </w:tcPr>
           <w:p>
             <w:pPr>
@@ -1763,77 +2754,13 @@
               <w:rPr>
                 <w:sz w:val="20"/>
               </w:rPr>
-              <w:t>product</w:t>
+              <w:t>Matern52</w:t>
             </w:r>
           </w:p>
         </w:tc>
         <w:tc>
           <w:tcPr>
-            <w:tcW w:type="dxa" w:w="1728"/>
-          </w:tcPr>
-          <w:p>
-            <w:pPr>
-              <w:jc w:val="center"/>
-            </w:pPr>
-            <w:r>
-              <w:rPr>
-                <w:sz w:val="20"/>
-              </w:rPr>
-            </w:r>
-          </w:p>
-        </w:tc>
-        <w:tc>
-          <w:tcPr>
-            <w:tcW w:type="dxa" w:w="1728"/>
-          </w:tcPr>
-          <w:p>
-            <w:pPr>
-              <w:jc w:val="center"/>
-            </w:pPr>
-            <w:r>
-              <w:rPr>
-                <w:sz w:val="20"/>
-              </w:rPr>
-            </w:r>
-          </w:p>
-        </w:tc>
-      </w:tr>
-      <w:tr>
-        <w:tc>
-          <w:tcPr>
-            <w:tcW w:type="dxa" w:w="1728"/>
-          </w:tcPr>
-          <w:p>
-            <w:pPr>
-              <w:jc w:val="center"/>
-            </w:pPr>
-            <w:r>
-              <w:rPr>
-                <w:sz w:val="20"/>
-              </w:rPr>
-              <w:t>RBF</w:t>
-            </w:r>
-          </w:p>
-        </w:tc>
-        <w:tc>
-          <w:tcPr>
-            <w:tcW w:type="dxa" w:w="1728"/>
-          </w:tcPr>
-          <w:p>
-            <w:pPr>
-              <w:jc w:val="center"/>
-            </w:pPr>
-            <w:r>
-              <w:rPr>
-                <w:sz w:val="20"/>
-              </w:rPr>
-              <w:t>RBF</w:t>
-            </w:r>
-          </w:p>
-        </w:tc>
-        <w:tc>
-          <w:tcPr>
-            <w:tcW w:type="dxa" w:w="1728"/>
+            <w:tcW w:type="dxa" w:w="1440"/>
           </w:tcPr>
           <w:p>
             <w:pPr>
@@ -1849,249 +2776,7 @@
         </w:tc>
         <w:tc>
           <w:tcPr>
-            <w:tcW w:type="dxa" w:w="1728"/>
-          </w:tcPr>
-          <w:p>
-            <w:pPr>
-              <w:jc w:val="center"/>
-            </w:pPr>
-            <w:r>
-              <w:rPr>
-                <w:sz w:val="20"/>
-              </w:rPr>
-            </w:r>
-          </w:p>
-        </w:tc>
-        <w:tc>
-          <w:tcPr>
-            <w:tcW w:type="dxa" w:w="1728"/>
-          </w:tcPr>
-          <w:p>
-            <w:pPr>
-              <w:jc w:val="center"/>
-            </w:pPr>
-            <w:r>
-              <w:rPr>
-                <w:sz w:val="20"/>
-              </w:rPr>
-            </w:r>
-          </w:p>
-        </w:tc>
-      </w:tr>
-      <w:tr>
-        <w:tc>
-          <w:tcPr>
-            <w:tcW w:type="dxa" w:w="1728"/>
-          </w:tcPr>
-          <w:p>
-            <w:pPr>
-              <w:jc w:val="center"/>
-            </w:pPr>
-            <w:r>
-              <w:rPr>
-                <w:sz w:val="20"/>
-              </w:rPr>
-              <w:t>RBF</w:t>
-            </w:r>
-          </w:p>
-        </w:tc>
-        <w:tc>
-          <w:tcPr>
-            <w:tcW w:type="dxa" w:w="1728"/>
-          </w:tcPr>
-          <w:p>
-            <w:pPr>
-              <w:jc w:val="center"/>
-            </w:pPr>
-            <w:r>
-              <w:rPr>
-                <w:sz w:val="20"/>
-              </w:rPr>
-              <w:t>Matern32</w:t>
-            </w:r>
-          </w:p>
-        </w:tc>
-        <w:tc>
-          <w:tcPr>
-            <w:tcW w:type="dxa" w:w="1728"/>
-          </w:tcPr>
-          <w:p>
-            <w:pPr>
-              <w:jc w:val="center"/>
-            </w:pPr>
-            <w:r>
-              <w:rPr>
-                <w:sz w:val="20"/>
-              </w:rPr>
-              <w:t>sum</w:t>
-            </w:r>
-          </w:p>
-        </w:tc>
-        <w:tc>
-          <w:tcPr>
-            <w:tcW w:type="dxa" w:w="1728"/>
-          </w:tcPr>
-          <w:p>
-            <w:pPr>
-              <w:jc w:val="center"/>
-            </w:pPr>
-            <w:r>
-              <w:rPr>
-                <w:sz w:val="20"/>
-              </w:rPr>
-              <w:t>0.54 ± 0.02</w:t>
-            </w:r>
-          </w:p>
-        </w:tc>
-        <w:tc>
-          <w:tcPr>
-            <w:tcW w:type="dxa" w:w="1728"/>
-          </w:tcPr>
-          <w:p>
-            <w:pPr>
-              <w:jc w:val="center"/>
-            </w:pPr>
-            <w:r>
-              <w:rPr>
-                <w:sz w:val="20"/>
-              </w:rPr>
-              <w:t>0.66 ± 0.02</w:t>
-            </w:r>
-          </w:p>
-        </w:tc>
-      </w:tr>
-      <w:tr>
-        <w:tc>
-          <w:tcPr>
-            <w:tcW w:type="dxa" w:w="1728"/>
-          </w:tcPr>
-          <w:p>
-            <w:pPr>
-              <w:jc w:val="center"/>
-            </w:pPr>
-            <w:r>
-              <w:rPr>
-                <w:sz w:val="20"/>
-              </w:rPr>
-              <w:t>RBF</w:t>
-            </w:r>
-          </w:p>
-        </w:tc>
-        <w:tc>
-          <w:tcPr>
-            <w:tcW w:type="dxa" w:w="1728"/>
-          </w:tcPr>
-          <w:p>
-            <w:pPr>
-              <w:jc w:val="center"/>
-            </w:pPr>
-            <w:r>
-              <w:rPr>
-                <w:sz w:val="20"/>
-              </w:rPr>
-              <w:t>Matern32</w:t>
-            </w:r>
-          </w:p>
-        </w:tc>
-        <w:tc>
-          <w:tcPr>
-            <w:tcW w:type="dxa" w:w="1728"/>
-          </w:tcPr>
-          <w:p>
-            <w:pPr>
-              <w:jc w:val="center"/>
-            </w:pPr>
-            <w:r>
-              <w:rPr>
-                <w:sz w:val="20"/>
-              </w:rPr>
-              <w:t>product</w:t>
-            </w:r>
-          </w:p>
-        </w:tc>
-        <w:tc>
-          <w:tcPr>
-            <w:tcW w:type="dxa" w:w="1728"/>
-          </w:tcPr>
-          <w:p>
-            <w:pPr>
-              <w:jc w:val="center"/>
-            </w:pPr>
-            <w:r>
-              <w:rPr>
-                <w:sz w:val="20"/>
-              </w:rPr>
-            </w:r>
-          </w:p>
-        </w:tc>
-        <w:tc>
-          <w:tcPr>
-            <w:tcW w:type="dxa" w:w="1728"/>
-          </w:tcPr>
-          <w:p>
-            <w:pPr>
-              <w:jc w:val="center"/>
-            </w:pPr>
-            <w:r>
-              <w:rPr>
-                <w:sz w:val="20"/>
-              </w:rPr>
-            </w:r>
-          </w:p>
-        </w:tc>
-      </w:tr>
-      <w:tr>
-        <w:tc>
-          <w:tcPr>
-            <w:tcW w:type="dxa" w:w="1728"/>
-          </w:tcPr>
-          <w:p>
-            <w:pPr>
-              <w:jc w:val="center"/>
-            </w:pPr>
-            <w:r>
-              <w:rPr>
-                <w:sz w:val="20"/>
-              </w:rPr>
-              <w:t>RBF</w:t>
-            </w:r>
-          </w:p>
-        </w:tc>
-        <w:tc>
-          <w:tcPr>
-            <w:tcW w:type="dxa" w:w="1728"/>
-          </w:tcPr>
-          <w:p>
-            <w:pPr>
-              <w:jc w:val="center"/>
-            </w:pPr>
-            <w:r>
-              <w:rPr>
-                <w:sz w:val="20"/>
-              </w:rPr>
-              <w:t>Matern32</w:t>
-            </w:r>
-          </w:p>
-        </w:tc>
-        <w:tc>
-          <w:tcPr>
-            <w:tcW w:type="dxa" w:w="1728"/>
-          </w:tcPr>
-          <w:p>
-            <w:pPr>
-              <w:jc w:val="center"/>
-            </w:pPr>
-            <w:r>
-              <w:rPr>
-                <w:sz w:val="20"/>
-              </w:rPr>
-              <w:t>Av(co)*FP</w:t>
-            </w:r>
-          </w:p>
-        </w:tc>
-        <w:tc>
-          <w:tcPr>
-            <w:tcW w:type="dxa" w:w="1728"/>
+            <w:tcW w:type="dxa" w:w="1440"/>
           </w:tcPr>
           <w:p>
             <w:pPr>
@@ -2107,7 +2792,7 @@
         </w:tc>
         <w:tc>
           <w:tcPr>
-            <w:tcW w:type="dxa" w:w="1728"/>
+            <w:tcW w:type="dxa" w:w="1440"/>
           </w:tcPr>
           <w:p>
             <w:pPr>
@@ -2121,11 +2806,9 @@
             </w:r>
           </w:p>
         </w:tc>
-      </w:tr>
-      <w:tr>
         <w:tc>
           <w:tcPr>
-            <w:tcW w:type="dxa" w:w="1728"/>
+            <w:tcW w:type="dxa" w:w="1440"/>
           </w:tcPr>
           <w:p>
             <w:pPr>
@@ -2135,233 +2818,7 @@
               <w:rPr>
                 <w:sz w:val="20"/>
               </w:rPr>
-              <w:t>RBF</w:t>
-            </w:r>
-          </w:p>
-        </w:tc>
-        <w:tc>
-          <w:tcPr>
-            <w:tcW w:type="dxa" w:w="1728"/>
-          </w:tcPr>
-          <w:p>
-            <w:pPr>
-              <w:jc w:val="center"/>
-            </w:pPr>
-            <w:r>
-              <w:rPr>
-                <w:sz w:val="20"/>
-              </w:rPr>
-              <w:t>Matern52</w:t>
-            </w:r>
-          </w:p>
-        </w:tc>
-        <w:tc>
-          <w:tcPr>
-            <w:tcW w:type="dxa" w:w="1728"/>
-          </w:tcPr>
-          <w:p>
-            <w:pPr>
-              <w:jc w:val="center"/>
-            </w:pPr>
-            <w:r>
-              <w:rPr>
-                <w:sz w:val="20"/>
-              </w:rPr>
-              <w:t>sum</w:t>
-            </w:r>
-          </w:p>
-        </w:tc>
-        <w:tc>
-          <w:tcPr>
-            <w:tcW w:type="dxa" w:w="1728"/>
-          </w:tcPr>
-          <w:p>
-            <w:pPr>
-              <w:jc w:val="center"/>
-            </w:pPr>
-            <w:r>
-              <w:rPr>
-                <w:sz w:val="20"/>
-              </w:rPr>
-              <w:t>0.54 ± 0.02</w:t>
-            </w:r>
-          </w:p>
-        </w:tc>
-        <w:tc>
-          <w:tcPr>
-            <w:tcW w:type="dxa" w:w="1728"/>
-          </w:tcPr>
-          <w:p>
-            <w:pPr>
-              <w:jc w:val="center"/>
-            </w:pPr>
-            <w:r>
-              <w:rPr>
-                <w:sz w:val="20"/>
-              </w:rPr>
-              <w:t>0.66 ± 0.02</w:t>
-            </w:r>
-          </w:p>
-        </w:tc>
-      </w:tr>
-      <w:tr>
-        <w:tc>
-          <w:tcPr>
-            <w:tcW w:type="dxa" w:w="1728"/>
-          </w:tcPr>
-          <w:p>
-            <w:pPr>
-              <w:jc w:val="center"/>
-            </w:pPr>
-            <w:r>
-              <w:rPr>
-                <w:sz w:val="20"/>
-              </w:rPr>
-              <w:t>RBF</w:t>
-            </w:r>
-          </w:p>
-        </w:tc>
-        <w:tc>
-          <w:tcPr>
-            <w:tcW w:type="dxa" w:w="1728"/>
-          </w:tcPr>
-          <w:p>
-            <w:pPr>
-              <w:jc w:val="center"/>
-            </w:pPr>
-            <w:r>
-              <w:rPr>
-                <w:sz w:val="20"/>
-              </w:rPr>
-              <w:t>Matern52</w:t>
-            </w:r>
-          </w:p>
-        </w:tc>
-        <w:tc>
-          <w:tcPr>
-            <w:tcW w:type="dxa" w:w="1728"/>
-          </w:tcPr>
-          <w:p>
-            <w:pPr>
-              <w:jc w:val="center"/>
-            </w:pPr>
-            <w:r>
-              <w:rPr>
-                <w:sz w:val="20"/>
-              </w:rPr>
-              <w:t>product</w:t>
-            </w:r>
-          </w:p>
-        </w:tc>
-        <w:tc>
-          <w:tcPr>
-            <w:tcW w:type="dxa" w:w="1728"/>
-          </w:tcPr>
-          <w:p>
-            <w:pPr>
-              <w:jc w:val="center"/>
-            </w:pPr>
-            <w:r>
-              <w:rPr>
-                <w:sz w:val="20"/>
-              </w:rPr>
-            </w:r>
-          </w:p>
-        </w:tc>
-        <w:tc>
-          <w:tcPr>
-            <w:tcW w:type="dxa" w:w="1728"/>
-          </w:tcPr>
-          <w:p>
-            <w:pPr>
-              <w:jc w:val="center"/>
-            </w:pPr>
-            <w:r>
-              <w:rPr>
-                <w:sz w:val="20"/>
-              </w:rPr>
-            </w:r>
-          </w:p>
-        </w:tc>
-      </w:tr>
-      <w:tr>
-        <w:tc>
-          <w:tcPr>
-            <w:tcW w:type="dxa" w:w="1728"/>
-          </w:tcPr>
-          <w:p>
-            <w:pPr>
-              <w:jc w:val="center"/>
-            </w:pPr>
-            <w:r>
-              <w:rPr>
-                <w:sz w:val="20"/>
-              </w:rPr>
-              <w:t>RBF</w:t>
-            </w:r>
-          </w:p>
-        </w:tc>
-        <w:tc>
-          <w:tcPr>
-            <w:tcW w:type="dxa" w:w="1728"/>
-          </w:tcPr>
-          <w:p>
-            <w:pPr>
-              <w:jc w:val="center"/>
-            </w:pPr>
-            <w:r>
-              <w:rPr>
-                <w:sz w:val="20"/>
-              </w:rPr>
-              <w:t>Matern52</w:t>
-            </w:r>
-          </w:p>
-        </w:tc>
-        <w:tc>
-          <w:tcPr>
-            <w:tcW w:type="dxa" w:w="1728"/>
-          </w:tcPr>
-          <w:p>
-            <w:pPr>
-              <w:jc w:val="center"/>
-            </w:pPr>
-            <w:r>
-              <w:rPr>
-                <w:sz w:val="20"/>
-              </w:rPr>
-              <w:t>Av(co)*FP</w:t>
-            </w:r>
-          </w:p>
-        </w:tc>
-        <w:tc>
-          <w:tcPr>
-            <w:tcW w:type="dxa" w:w="1728"/>
-          </w:tcPr>
-          <w:p>
-            <w:pPr>
-              <w:jc w:val="center"/>
-            </w:pPr>
-            <w:r>
-              <w:rPr>
-                <w:sz w:val="20"/>
-              </w:rPr>
-              <w:t>0.45 ± 0.03</w:t>
-            </w:r>
-          </w:p>
-        </w:tc>
-        <w:tc>
-          <w:tcPr>
-            <w:tcW w:type="dxa" w:w="1728"/>
-          </w:tcPr>
-          <w:p>
-            <w:pPr>
-              <w:jc w:val="center"/>
-            </w:pPr>
-            <w:r>
-              <w:rPr>
-                <w:sz w:val="20"/>
-              </w:rPr>
-              <w:t>0.76 ± 0.02</w:t>
+              <w:t>32317</w:t>
             </w:r>
           </w:p>
         </w:tc>

--- a/results/Machine Learning for Polymer Design to Enhance Pervaporation-Based Organic Recovery/target_log (Separation factor)/tabular results/baseline_kernel(ARD)_combination_scores.docx
+++ b/results/Machine Learning for Polymer Design to Enhance Pervaporation-Based Organic Recovery/target_log (Separation factor)/tabular results/baseline_kernel(ARD)_combination_scores.docx
@@ -9,17 +9,20 @@
         <w:tblLook w:firstColumn="1" w:firstRow="1" w:lastColumn="0" w:lastRow="0" w:noHBand="0" w:noVBand="1" w:val="04A0"/>
       </w:tblPr>
       <w:tblGrid>
-        <w:gridCol w:w="1440"/>
-        <w:gridCol w:w="1440"/>
-        <w:gridCol w:w="1440"/>
-        <w:gridCol w:w="1440"/>
-        <w:gridCol w:w="1440"/>
-        <w:gridCol w:w="1440"/>
+        <w:gridCol w:w="960"/>
+        <w:gridCol w:w="960"/>
+        <w:gridCol w:w="960"/>
+        <w:gridCol w:w="960"/>
+        <w:gridCol w:w="960"/>
+        <w:gridCol w:w="960"/>
+        <w:gridCol w:w="960"/>
+        <w:gridCol w:w="960"/>
+        <w:gridCol w:w="960"/>
       </w:tblGrid>
       <w:tr>
         <w:tc>
           <w:tcPr>
-            <w:tcW w:type="dxa" w:w="4320"/>
+            <w:tcW w:type="dxa" w:w="2880"/>
             <w:gridSpan w:val="3"/>
           </w:tcPr>
           <w:p>
@@ -36,7 +39,7 @@
         </w:tc>
         <w:tc>
           <w:tcPr>
-            <w:tcW w:type="dxa" w:w="4320"/>
+            <w:tcW w:type="dxa" w:w="2880"/>
             <w:gridSpan w:val="3"/>
           </w:tcPr>
           <w:p>
@@ -47,7 +50,24 @@
               <w:rPr>
                 <w:sz w:val="20"/>
               </w:rPr>
-              <w:t>GP pyro</w:t>
+              <w:t>GPyro HMC</w:t>
+            </w:r>
+          </w:p>
+        </w:tc>
+        <w:tc>
+          <w:tcPr>
+            <w:tcW w:type="dxa" w:w="2880"/>
+            <w:gridSpan w:val="3"/>
+          </w:tcPr>
+          <w:p>
+            <w:pPr>
+              <w:jc w:val="center"/>
+            </w:pPr>
+            <w:r>
+              <w:rPr>
+                <w:sz w:val="20"/>
+              </w:rPr>
+              <w:t>GPyTorch MAP</w:t>
             </w:r>
           </w:p>
         </w:tc>
@@ -55,7 +75,7 @@
       <w:tr>
         <w:tc>
           <w:tcPr>
-            <w:tcW w:type="dxa" w:w="2880"/>
+            <w:tcW w:type="dxa" w:w="1920"/>
             <w:gridSpan w:val="2"/>
           </w:tcPr>
           <w:p>
@@ -72,7 +92,7 @@
         </w:tc>
         <w:tc>
           <w:tcPr>
-            <w:tcW w:type="dxa" w:w="1440"/>
+            <w:tcW w:type="dxa" w:w="960"/>
             <w:vMerge w:val="restart"/>
           </w:tcPr>
           <w:p>
@@ -89,7 +109,7 @@
         </w:tc>
         <w:tc>
           <w:tcPr>
-            <w:tcW w:type="dxa" w:w="1440"/>
+            <w:tcW w:type="dxa" w:w="960"/>
             <w:vMerge w:val="restart"/>
           </w:tcPr>
           <w:p>
@@ -106,7 +126,7 @@
         </w:tc>
         <w:tc>
           <w:tcPr>
-            <w:tcW w:type="dxa" w:w="1440"/>
+            <w:tcW w:type="dxa" w:w="960"/>
             <w:vMerge w:val="restart"/>
           </w:tcPr>
           <w:p>
@@ -123,7 +143,58 @@
         </w:tc>
         <w:tc>
           <w:tcPr>
-            <w:tcW w:type="dxa" w:w="1440"/>
+            <w:tcW w:type="dxa" w:w="960"/>
+            <w:vMerge w:val="restart"/>
+          </w:tcPr>
+          <w:p>
+            <w:pPr>
+              <w:jc w:val="center"/>
+            </w:pPr>
+            <w:r>
+              <w:rPr>
+                <w:sz w:val="20"/>
+              </w:rPr>
+              <w:t>Run time (sec)</w:t>
+            </w:r>
+          </w:p>
+        </w:tc>
+        <w:tc>
+          <w:tcPr>
+            <w:tcW w:type="dxa" w:w="960"/>
+            <w:vMerge w:val="restart"/>
+          </w:tcPr>
+          <w:p>
+            <w:pPr>
+              <w:jc w:val="center"/>
+            </w:pPr>
+            <w:r>
+              <w:rPr>
+                <w:sz w:val="20"/>
+              </w:rPr>
+              <w:t>RMSE</w:t>
+            </w:r>
+          </w:p>
+        </w:tc>
+        <w:tc>
+          <w:tcPr>
+            <w:tcW w:type="dxa" w:w="960"/>
+            <w:vMerge w:val="restart"/>
+          </w:tcPr>
+          <w:p>
+            <w:pPr>
+              <w:jc w:val="center"/>
+            </w:pPr>
+            <w:r>
+              <w:rPr>
+                <w:sz w:val="20"/>
+              </w:rPr>
+              <w:t>R²</w:t>
+            </w:r>
+          </w:p>
+        </w:tc>
+        <w:tc>
+          <w:tcPr>
+            <w:tcW w:type="dxa" w:w="960"/>
             <w:vMerge w:val="restart"/>
           </w:tcPr>
           <w:p>
@@ -142,7 +213,7 @@
       <w:tr>
         <w:tc>
           <w:tcPr>
-            <w:tcW w:type="dxa" w:w="1440"/>
+            <w:tcW w:type="dxa" w:w="960"/>
           </w:tcPr>
           <w:p>
             <w:pPr>
@@ -158,7 +229,7 @@
         </w:tc>
         <w:tc>
           <w:tcPr>
-            <w:tcW w:type="dxa" w:w="1440"/>
+            <w:tcW w:type="dxa" w:w="960"/>
           </w:tcPr>
           <w:p>
             <w:pPr>
@@ -174,28 +245,49 @@
         </w:tc>
         <w:tc>
           <w:tcPr>
-            <w:tcW w:type="dxa" w:w="1440"/>
+            <w:tcW w:type="dxa" w:w="960"/>
             <w:vMerge/>
           </w:tcPr>
           <w:p/>
         </w:tc>
         <w:tc>
           <w:tcPr>
-            <w:tcW w:type="dxa" w:w="1440"/>
+            <w:tcW w:type="dxa" w:w="960"/>
             <w:vMerge/>
           </w:tcPr>
           <w:p/>
         </w:tc>
         <w:tc>
           <w:tcPr>
-            <w:tcW w:type="dxa" w:w="1440"/>
+            <w:tcW w:type="dxa" w:w="960"/>
             <w:vMerge/>
           </w:tcPr>
           <w:p/>
         </w:tc>
         <w:tc>
           <w:tcPr>
-            <w:tcW w:type="dxa" w:w="1440"/>
+            <w:tcW w:type="dxa" w:w="960"/>
+            <w:vMerge/>
+          </w:tcPr>
+          <w:p/>
+        </w:tc>
+        <w:tc>
+          <w:tcPr>
+            <w:tcW w:type="dxa" w:w="960"/>
+            <w:vMerge/>
+          </w:tcPr>
+          <w:p/>
+        </w:tc>
+        <w:tc>
+          <w:tcPr>
+            <w:tcW w:type="dxa" w:w="960"/>
+            <w:vMerge/>
+          </w:tcPr>
+          <w:p/>
+        </w:tc>
+        <w:tc>
+          <w:tcPr>
+            <w:tcW w:type="dxa" w:w="960"/>
             <w:vMerge/>
           </w:tcPr>
           <w:p/>
@@ -204,7 +296,7 @@
       <w:tr>
         <w:tc>
           <w:tcPr>
-            <w:tcW w:type="dxa" w:w="1440"/>
+            <w:tcW w:type="dxa" w:w="960"/>
           </w:tcPr>
           <w:p>
             <w:pPr>
@@ -220,7 +312,7 @@
         </w:tc>
         <w:tc>
           <w:tcPr>
-            <w:tcW w:type="dxa" w:w="1440"/>
+            <w:tcW w:type="dxa" w:w="960"/>
           </w:tcPr>
           <w:p>
             <w:pPr>
@@ -236,7 +328,7 @@
         </w:tc>
         <w:tc>
           <w:tcPr>
-            <w:tcW w:type="dxa" w:w="1440"/>
+            <w:tcW w:type="dxa" w:w="960"/>
           </w:tcPr>
           <w:p>
             <w:pPr>
@@ -252,7 +344,7 @@
         </w:tc>
         <w:tc>
           <w:tcPr>
-            <w:tcW w:type="dxa" w:w="1440"/>
+            <w:tcW w:type="dxa" w:w="960"/>
           </w:tcPr>
           <w:p>
             <w:pPr>
@@ -268,7 +360,7 @@
         </w:tc>
         <w:tc>
           <w:tcPr>
-            <w:tcW w:type="dxa" w:w="1440"/>
+            <w:tcW w:type="dxa" w:w="960"/>
           </w:tcPr>
           <w:p>
             <w:pPr>
@@ -284,7 +376,7 @@
         </w:tc>
         <w:tc>
           <w:tcPr>
-            <w:tcW w:type="dxa" w:w="1440"/>
+            <w:tcW w:type="dxa" w:w="960"/>
           </w:tcPr>
           <w:p>
             <w:pPr>
@@ -298,11 +390,59 @@
             </w:r>
           </w:p>
         </w:tc>
+        <w:tc>
+          <w:tcPr>
+            <w:tcW w:type="dxa" w:w="960"/>
+          </w:tcPr>
+          <w:p>
+            <w:pPr>
+              <w:jc w:val="center"/>
+            </w:pPr>
+            <w:r>
+              <w:rPr>
+                <w:sz w:val="20"/>
+              </w:rPr>
+              <w:t>0.45 ± 0.02</w:t>
+            </w:r>
+          </w:p>
+        </w:tc>
+        <w:tc>
+          <w:tcPr>
+            <w:tcW w:type="dxa" w:w="960"/>
+          </w:tcPr>
+          <w:p>
+            <w:pPr>
+              <w:jc w:val="center"/>
+            </w:pPr>
+            <w:r>
+              <w:rPr>
+                <w:sz w:val="20"/>
+              </w:rPr>
+              <w:t>0.76 ± 0.01</w:t>
+            </w:r>
+          </w:p>
+        </w:tc>
+        <w:tc>
+          <w:tcPr>
+            <w:tcW w:type="dxa" w:w="960"/>
+          </w:tcPr>
+          <w:p>
+            <w:pPr>
+              <w:jc w:val="center"/>
+            </w:pPr>
+            <w:r>
+              <w:rPr>
+                <w:sz w:val="20"/>
+              </w:rPr>
+              <w:t>890</w:t>
+            </w:r>
+          </w:p>
+        </w:tc>
       </w:tr>
       <w:tr>
         <w:tc>
           <w:tcPr>
-            <w:tcW w:type="dxa" w:w="1440"/>
+            <w:tcW w:type="dxa" w:w="960"/>
           </w:tcPr>
           <w:p>
             <w:pPr>
@@ -318,7 +458,7 @@
         </w:tc>
         <w:tc>
           <w:tcPr>
-            <w:tcW w:type="dxa" w:w="1440"/>
+            <w:tcW w:type="dxa" w:w="960"/>
           </w:tcPr>
           <w:p>
             <w:pPr>
@@ -334,7 +474,7 @@
         </w:tc>
         <w:tc>
           <w:tcPr>
-            <w:tcW w:type="dxa" w:w="1440"/>
+            <w:tcW w:type="dxa" w:w="960"/>
           </w:tcPr>
           <w:p>
             <w:pPr>
@@ -350,7 +490,7 @@
         </w:tc>
         <w:tc>
           <w:tcPr>
-            <w:tcW w:type="dxa" w:w="1440"/>
+            <w:tcW w:type="dxa" w:w="960"/>
           </w:tcPr>
           <w:p>
             <w:pPr>
@@ -365,7 +505,7 @@
         </w:tc>
         <w:tc>
           <w:tcPr>
-            <w:tcW w:type="dxa" w:w="1440"/>
+            <w:tcW w:type="dxa" w:w="960"/>
           </w:tcPr>
           <w:p>
             <w:pPr>
@@ -380,7 +520,7 @@
         </w:tc>
         <w:tc>
           <w:tcPr>
-            <w:tcW w:type="dxa" w:w="1440"/>
+            <w:tcW w:type="dxa" w:w="960"/>
           </w:tcPr>
           <w:p>
             <w:pPr>
@@ -393,11 +533,59 @@
             </w:r>
           </w:p>
         </w:tc>
+        <w:tc>
+          <w:tcPr>
+            <w:tcW w:type="dxa" w:w="960"/>
+          </w:tcPr>
+          <w:p>
+            <w:pPr>
+              <w:jc w:val="center"/>
+            </w:pPr>
+            <w:r>
+              <w:rPr>
+                <w:sz w:val="20"/>
+              </w:rPr>
+              <w:t>0.33 ± 0.03</w:t>
+            </w:r>
+          </w:p>
+        </w:tc>
+        <w:tc>
+          <w:tcPr>
+            <w:tcW w:type="dxa" w:w="960"/>
+          </w:tcPr>
+          <w:p>
+            <w:pPr>
+              <w:jc w:val="center"/>
+            </w:pPr>
+            <w:r>
+              <w:rPr>
+                <w:sz w:val="20"/>
+              </w:rPr>
+              <w:t>0.87 ± 0.02</w:t>
+            </w:r>
+          </w:p>
+        </w:tc>
+        <w:tc>
+          <w:tcPr>
+            <w:tcW w:type="dxa" w:w="960"/>
+          </w:tcPr>
+          <w:p>
+            <w:pPr>
+              <w:jc w:val="center"/>
+            </w:pPr>
+            <w:r>
+              <w:rPr>
+                <w:sz w:val="20"/>
+              </w:rPr>
+              <w:t>1101</w:t>
+            </w:r>
+          </w:p>
+        </w:tc>
       </w:tr>
       <w:tr>
         <w:tc>
           <w:tcPr>
-            <w:tcW w:type="dxa" w:w="1440"/>
+            <w:tcW w:type="dxa" w:w="960"/>
           </w:tcPr>
           <w:p>
             <w:pPr>
@@ -413,7 +601,7 @@
         </w:tc>
         <w:tc>
           <w:tcPr>
-            <w:tcW w:type="dxa" w:w="1440"/>
+            <w:tcW w:type="dxa" w:w="960"/>
           </w:tcPr>
           <w:p>
             <w:pPr>
@@ -429,7 +617,7 @@
         </w:tc>
         <w:tc>
           <w:tcPr>
-            <w:tcW w:type="dxa" w:w="1440"/>
+            <w:tcW w:type="dxa" w:w="960"/>
           </w:tcPr>
           <w:p>
             <w:pPr>
@@ -445,7 +633,7 @@
         </w:tc>
         <w:tc>
           <w:tcPr>
-            <w:tcW w:type="dxa" w:w="1440"/>
+            <w:tcW w:type="dxa" w:w="960"/>
           </w:tcPr>
           <w:p>
             <w:pPr>
@@ -460,7 +648,7 @@
         </w:tc>
         <w:tc>
           <w:tcPr>
-            <w:tcW w:type="dxa" w:w="1440"/>
+            <w:tcW w:type="dxa" w:w="960"/>
           </w:tcPr>
           <w:p>
             <w:pPr>
@@ -475,7 +663,7 @@
         </w:tc>
         <w:tc>
           <w:tcPr>
-            <w:tcW w:type="dxa" w:w="1440"/>
+            <w:tcW w:type="dxa" w:w="960"/>
           </w:tcPr>
           <w:p>
             <w:pPr>
@@ -488,11 +676,59 @@
             </w:r>
           </w:p>
         </w:tc>
+        <w:tc>
+          <w:tcPr>
+            <w:tcW w:type="dxa" w:w="960"/>
+          </w:tcPr>
+          <w:p>
+            <w:pPr>
+              <w:jc w:val="center"/>
+            </w:pPr>
+            <w:r>
+              <w:rPr>
+                <w:sz w:val="20"/>
+              </w:rPr>
+              <w:t>0.36 ± 0.02</w:t>
+            </w:r>
+          </w:p>
+        </w:tc>
+        <w:tc>
+          <w:tcPr>
+            <w:tcW w:type="dxa" w:w="960"/>
+          </w:tcPr>
+          <w:p>
+            <w:pPr>
+              <w:jc w:val="center"/>
+            </w:pPr>
+            <w:r>
+              <w:rPr>
+                <w:sz w:val="20"/>
+              </w:rPr>
+              <w:t>0.85 ± 0.02</w:t>
+            </w:r>
+          </w:p>
+        </w:tc>
+        <w:tc>
+          <w:tcPr>
+            <w:tcW w:type="dxa" w:w="960"/>
+          </w:tcPr>
+          <w:p>
+            <w:pPr>
+              <w:jc w:val="center"/>
+            </w:pPr>
+            <w:r>
+              <w:rPr>
+                <w:sz w:val="20"/>
+              </w:rPr>
+              <w:t>473</w:t>
+            </w:r>
+          </w:p>
+        </w:tc>
       </w:tr>
       <w:tr>
         <w:tc>
           <w:tcPr>
-            <w:tcW w:type="dxa" w:w="1440"/>
+            <w:tcW w:type="dxa" w:w="960"/>
           </w:tcPr>
           <w:p>
             <w:pPr>
@@ -508,7 +744,7 @@
         </w:tc>
         <w:tc>
           <w:tcPr>
-            <w:tcW w:type="dxa" w:w="1440"/>
+            <w:tcW w:type="dxa" w:w="960"/>
           </w:tcPr>
           <w:p>
             <w:pPr>
@@ -524,7 +760,7 @@
         </w:tc>
         <w:tc>
           <w:tcPr>
-            <w:tcW w:type="dxa" w:w="1440"/>
+            <w:tcW w:type="dxa" w:w="960"/>
           </w:tcPr>
           <w:p>
             <w:pPr>
@@ -540,7 +776,7 @@
         </w:tc>
         <w:tc>
           <w:tcPr>
-            <w:tcW w:type="dxa" w:w="1440"/>
+            <w:tcW w:type="dxa" w:w="960"/>
           </w:tcPr>
           <w:p>
             <w:pPr>
@@ -556,7 +792,7 @@
         </w:tc>
         <w:tc>
           <w:tcPr>
-            <w:tcW w:type="dxa" w:w="1440"/>
+            <w:tcW w:type="dxa" w:w="960"/>
           </w:tcPr>
           <w:p>
             <w:pPr>
@@ -572,7 +808,7 @@
         </w:tc>
         <w:tc>
           <w:tcPr>
-            <w:tcW w:type="dxa" w:w="1440"/>
+            <w:tcW w:type="dxa" w:w="960"/>
           </w:tcPr>
           <w:p>
             <w:pPr>
@@ -586,11 +822,59 @@
             </w:r>
           </w:p>
         </w:tc>
+        <w:tc>
+          <w:tcPr>
+            <w:tcW w:type="dxa" w:w="960"/>
+          </w:tcPr>
+          <w:p>
+            <w:pPr>
+              <w:jc w:val="center"/>
+            </w:pPr>
+            <w:r>
+              <w:rPr>
+                <w:sz w:val="20"/>
+              </w:rPr>
+              <w:t>0.45 ± 0.02</w:t>
+            </w:r>
+          </w:p>
+        </w:tc>
+        <w:tc>
+          <w:tcPr>
+            <w:tcW w:type="dxa" w:w="960"/>
+          </w:tcPr>
+          <w:p>
+            <w:pPr>
+              <w:jc w:val="center"/>
+            </w:pPr>
+            <w:r>
+              <w:rPr>
+                <w:sz w:val="20"/>
+              </w:rPr>
+              <w:t>0.76 ± 0.01</w:t>
+            </w:r>
+          </w:p>
+        </w:tc>
+        <w:tc>
+          <w:tcPr>
+            <w:tcW w:type="dxa" w:w="960"/>
+          </w:tcPr>
+          <w:p>
+            <w:pPr>
+              <w:jc w:val="center"/>
+            </w:pPr>
+            <w:r>
+              <w:rPr>
+                <w:sz w:val="20"/>
+              </w:rPr>
+              <w:t>501</w:t>
+            </w:r>
+          </w:p>
+        </w:tc>
       </w:tr>
       <w:tr>
         <w:tc>
           <w:tcPr>
-            <w:tcW w:type="dxa" w:w="1440"/>
+            <w:tcW w:type="dxa" w:w="960"/>
           </w:tcPr>
           <w:p>
             <w:pPr>
@@ -606,7 +890,7 @@
         </w:tc>
         <w:tc>
           <w:tcPr>
-            <w:tcW w:type="dxa" w:w="1440"/>
+            <w:tcW w:type="dxa" w:w="960"/>
           </w:tcPr>
           <w:p>
             <w:pPr>
@@ -622,7 +906,7 @@
         </w:tc>
         <w:tc>
           <w:tcPr>
-            <w:tcW w:type="dxa" w:w="1440"/>
+            <w:tcW w:type="dxa" w:w="960"/>
           </w:tcPr>
           <w:p>
             <w:pPr>
@@ -638,7 +922,7 @@
         </w:tc>
         <w:tc>
           <w:tcPr>
-            <w:tcW w:type="dxa" w:w="1440"/>
+            <w:tcW w:type="dxa" w:w="960"/>
           </w:tcPr>
           <w:p>
             <w:pPr>
@@ -654,7 +938,7 @@
         </w:tc>
         <w:tc>
           <w:tcPr>
-            <w:tcW w:type="dxa" w:w="1440"/>
+            <w:tcW w:type="dxa" w:w="960"/>
           </w:tcPr>
           <w:p>
             <w:pPr>
@@ -670,7 +954,7 @@
         </w:tc>
         <w:tc>
           <w:tcPr>
-            <w:tcW w:type="dxa" w:w="1440"/>
+            <w:tcW w:type="dxa" w:w="960"/>
           </w:tcPr>
           <w:p>
             <w:pPr>
@@ -684,11 +968,59 @@
             </w:r>
           </w:p>
         </w:tc>
+        <w:tc>
+          <w:tcPr>
+            <w:tcW w:type="dxa" w:w="960"/>
+          </w:tcPr>
+          <w:p>
+            <w:pPr>
+              <w:jc w:val="center"/>
+            </w:pPr>
+            <w:r>
+              <w:rPr>
+                <w:sz w:val="20"/>
+              </w:rPr>
+              <w:t>0.33 ± 0.03</w:t>
+            </w:r>
+          </w:p>
+        </w:tc>
+        <w:tc>
+          <w:tcPr>
+            <w:tcW w:type="dxa" w:w="960"/>
+          </w:tcPr>
+          <w:p>
+            <w:pPr>
+              <w:jc w:val="center"/>
+            </w:pPr>
+            <w:r>
+              <w:rPr>
+                <w:sz w:val="20"/>
+              </w:rPr>
+              <w:t>0.87 ± 0.02</w:t>
+            </w:r>
+          </w:p>
+        </w:tc>
+        <w:tc>
+          <w:tcPr>
+            <w:tcW w:type="dxa" w:w="960"/>
+          </w:tcPr>
+          <w:p>
+            <w:pPr>
+              <w:jc w:val="center"/>
+            </w:pPr>
+            <w:r>
+              <w:rPr>
+                <w:sz w:val="20"/>
+              </w:rPr>
+              <w:t>593</w:t>
+            </w:r>
+          </w:p>
+        </w:tc>
       </w:tr>
       <w:tr>
         <w:tc>
           <w:tcPr>
-            <w:tcW w:type="dxa" w:w="1440"/>
+            <w:tcW w:type="dxa" w:w="960"/>
           </w:tcPr>
           <w:p>
             <w:pPr>
@@ -704,7 +1036,7 @@
         </w:tc>
         <w:tc>
           <w:tcPr>
-            <w:tcW w:type="dxa" w:w="1440"/>
+            <w:tcW w:type="dxa" w:w="960"/>
           </w:tcPr>
           <w:p>
             <w:pPr>
@@ -720,7 +1052,7 @@
         </w:tc>
         <w:tc>
           <w:tcPr>
-            <w:tcW w:type="dxa" w:w="1440"/>
+            <w:tcW w:type="dxa" w:w="960"/>
           </w:tcPr>
           <w:p>
             <w:pPr>
@@ -736,7 +1068,7 @@
         </w:tc>
         <w:tc>
           <w:tcPr>
-            <w:tcW w:type="dxa" w:w="1440"/>
+            <w:tcW w:type="dxa" w:w="960"/>
           </w:tcPr>
           <w:p>
             <w:pPr>
@@ -752,7 +1084,7 @@
         </w:tc>
         <w:tc>
           <w:tcPr>
-            <w:tcW w:type="dxa" w:w="1440"/>
+            <w:tcW w:type="dxa" w:w="960"/>
           </w:tcPr>
           <w:p>
             <w:pPr>
@@ -768,7 +1100,7 @@
         </w:tc>
         <w:tc>
           <w:tcPr>
-            <w:tcW w:type="dxa" w:w="1440"/>
+            <w:tcW w:type="dxa" w:w="960"/>
           </w:tcPr>
           <w:p>
             <w:pPr>
@@ -782,11 +1114,59 @@
             </w:r>
           </w:p>
         </w:tc>
+        <w:tc>
+          <w:tcPr>
+            <w:tcW w:type="dxa" w:w="960"/>
+          </w:tcPr>
+          <w:p>
+            <w:pPr>
+              <w:jc w:val="center"/>
+            </w:pPr>
+            <w:r>
+              <w:rPr>
+                <w:sz w:val="20"/>
+              </w:rPr>
+              <w:t>0.36 ± 0.02</w:t>
+            </w:r>
+          </w:p>
+        </w:tc>
+        <w:tc>
+          <w:tcPr>
+            <w:tcW w:type="dxa" w:w="960"/>
+          </w:tcPr>
+          <w:p>
+            <w:pPr>
+              <w:jc w:val="center"/>
+            </w:pPr>
+            <w:r>
+              <w:rPr>
+                <w:sz w:val="20"/>
+              </w:rPr>
+              <w:t>0.85 ± 0.02</w:t>
+            </w:r>
+          </w:p>
+        </w:tc>
+        <w:tc>
+          <w:tcPr>
+            <w:tcW w:type="dxa" w:w="960"/>
+          </w:tcPr>
+          <w:p>
+            <w:pPr>
+              <w:jc w:val="center"/>
+            </w:pPr>
+            <w:r>
+              <w:rPr>
+                <w:sz w:val="20"/>
+              </w:rPr>
+              <w:t>339</w:t>
+            </w:r>
+          </w:p>
+        </w:tc>
       </w:tr>
       <w:tr>
         <w:tc>
           <w:tcPr>
-            <w:tcW w:type="dxa" w:w="1440"/>
+            <w:tcW w:type="dxa" w:w="960"/>
           </w:tcPr>
           <w:p>
             <w:pPr>
@@ -802,7 +1182,7 @@
         </w:tc>
         <w:tc>
           <w:tcPr>
-            <w:tcW w:type="dxa" w:w="1440"/>
+            <w:tcW w:type="dxa" w:w="960"/>
           </w:tcPr>
           <w:p>
             <w:pPr>
@@ -818,7 +1198,7 @@
         </w:tc>
         <w:tc>
           <w:tcPr>
-            <w:tcW w:type="dxa" w:w="1440"/>
+            <w:tcW w:type="dxa" w:w="960"/>
           </w:tcPr>
           <w:p>
             <w:pPr>
@@ -834,7 +1214,7 @@
         </w:tc>
         <w:tc>
           <w:tcPr>
-            <w:tcW w:type="dxa" w:w="1440"/>
+            <w:tcW w:type="dxa" w:w="960"/>
           </w:tcPr>
           <w:p>
             <w:pPr>
@@ -850,7 +1230,7 @@
         </w:tc>
         <w:tc>
           <w:tcPr>
-            <w:tcW w:type="dxa" w:w="1440"/>
+            <w:tcW w:type="dxa" w:w="960"/>
           </w:tcPr>
           <w:p>
             <w:pPr>
@@ -866,7 +1246,7 @@
         </w:tc>
         <w:tc>
           <w:tcPr>
-            <w:tcW w:type="dxa" w:w="1440"/>
+            <w:tcW w:type="dxa" w:w="960"/>
           </w:tcPr>
           <w:p>
             <w:pPr>
@@ -880,11 +1260,59 @@
             </w:r>
           </w:p>
         </w:tc>
+        <w:tc>
+          <w:tcPr>
+            <w:tcW w:type="dxa" w:w="960"/>
+          </w:tcPr>
+          <w:p>
+            <w:pPr>
+              <w:jc w:val="center"/>
+            </w:pPr>
+            <w:r>
+              <w:rPr>
+                <w:sz w:val="20"/>
+              </w:rPr>
+              <w:t>0.45 ± 0.02</w:t>
+            </w:r>
+          </w:p>
+        </w:tc>
+        <w:tc>
+          <w:tcPr>
+            <w:tcW w:type="dxa" w:w="960"/>
+          </w:tcPr>
+          <w:p>
+            <w:pPr>
+              <w:jc w:val="center"/>
+            </w:pPr>
+            <w:r>
+              <w:rPr>
+                <w:sz w:val="20"/>
+              </w:rPr>
+              <w:t>0.76 ± 0.01</w:t>
+            </w:r>
+          </w:p>
+        </w:tc>
+        <w:tc>
+          <w:tcPr>
+            <w:tcW w:type="dxa" w:w="960"/>
+          </w:tcPr>
+          <w:p>
+            <w:pPr>
+              <w:jc w:val="center"/>
+            </w:pPr>
+            <w:r>
+              <w:rPr>
+                <w:sz w:val="20"/>
+              </w:rPr>
+              <w:t>984</w:t>
+            </w:r>
+          </w:p>
+        </w:tc>
       </w:tr>
       <w:tr>
         <w:tc>
           <w:tcPr>
-            <w:tcW w:type="dxa" w:w="1440"/>
+            <w:tcW w:type="dxa" w:w="960"/>
           </w:tcPr>
           <w:p>
             <w:pPr>
@@ -900,7 +1328,7 @@
         </w:tc>
         <w:tc>
           <w:tcPr>
-            <w:tcW w:type="dxa" w:w="1440"/>
+            <w:tcW w:type="dxa" w:w="960"/>
           </w:tcPr>
           <w:p>
             <w:pPr>
@@ -916,7 +1344,7 @@
         </w:tc>
         <w:tc>
           <w:tcPr>
-            <w:tcW w:type="dxa" w:w="1440"/>
+            <w:tcW w:type="dxa" w:w="960"/>
           </w:tcPr>
           <w:p>
             <w:pPr>
@@ -932,7 +1360,7 @@
         </w:tc>
         <w:tc>
           <w:tcPr>
-            <w:tcW w:type="dxa" w:w="1440"/>
+            <w:tcW w:type="dxa" w:w="960"/>
           </w:tcPr>
           <w:p>
             <w:pPr>
@@ -948,7 +1376,7 @@
         </w:tc>
         <w:tc>
           <w:tcPr>
-            <w:tcW w:type="dxa" w:w="1440"/>
+            <w:tcW w:type="dxa" w:w="960"/>
           </w:tcPr>
           <w:p>
             <w:pPr>
@@ -964,7 +1392,7 @@
         </w:tc>
         <w:tc>
           <w:tcPr>
-            <w:tcW w:type="dxa" w:w="1440"/>
+            <w:tcW w:type="dxa" w:w="960"/>
           </w:tcPr>
           <w:p>
             <w:pPr>
@@ -978,11 +1406,59 @@
             </w:r>
           </w:p>
         </w:tc>
+        <w:tc>
+          <w:tcPr>
+            <w:tcW w:type="dxa" w:w="960"/>
+          </w:tcPr>
+          <w:p>
+            <w:pPr>
+              <w:jc w:val="center"/>
+            </w:pPr>
+            <w:r>
+              <w:rPr>
+                <w:sz w:val="20"/>
+              </w:rPr>
+              <w:t>0.33 ± 0.03</w:t>
+            </w:r>
+          </w:p>
+        </w:tc>
+        <w:tc>
+          <w:tcPr>
+            <w:tcW w:type="dxa" w:w="960"/>
+          </w:tcPr>
+          <w:p>
+            <w:pPr>
+              <w:jc w:val="center"/>
+            </w:pPr>
+            <w:r>
+              <w:rPr>
+                <w:sz w:val="20"/>
+              </w:rPr>
+              <w:t>0.87 ± 0.02</w:t>
+            </w:r>
+          </w:p>
+        </w:tc>
+        <w:tc>
+          <w:tcPr>
+            <w:tcW w:type="dxa" w:w="960"/>
+          </w:tcPr>
+          <w:p>
+            <w:pPr>
+              <w:jc w:val="center"/>
+            </w:pPr>
+            <w:r>
+              <w:rPr>
+                <w:sz w:val="20"/>
+              </w:rPr>
+              <w:t>1081</w:t>
+            </w:r>
+          </w:p>
+        </w:tc>
       </w:tr>
       <w:tr>
         <w:tc>
           <w:tcPr>
-            <w:tcW w:type="dxa" w:w="1440"/>
+            <w:tcW w:type="dxa" w:w="960"/>
           </w:tcPr>
           <w:p>
             <w:pPr>
@@ -998,7 +1474,7 @@
         </w:tc>
         <w:tc>
           <w:tcPr>
-            <w:tcW w:type="dxa" w:w="1440"/>
+            <w:tcW w:type="dxa" w:w="960"/>
           </w:tcPr>
           <w:p>
             <w:pPr>
@@ -1014,7 +1490,7 @@
         </w:tc>
         <w:tc>
           <w:tcPr>
-            <w:tcW w:type="dxa" w:w="1440"/>
+            <w:tcW w:type="dxa" w:w="960"/>
           </w:tcPr>
           <w:p>
             <w:pPr>
@@ -1030,7 +1506,7 @@
         </w:tc>
         <w:tc>
           <w:tcPr>
-            <w:tcW w:type="dxa" w:w="1440"/>
+            <w:tcW w:type="dxa" w:w="960"/>
           </w:tcPr>
           <w:p>
             <w:pPr>
@@ -1046,7 +1522,7 @@
         </w:tc>
         <w:tc>
           <w:tcPr>
-            <w:tcW w:type="dxa" w:w="1440"/>
+            <w:tcW w:type="dxa" w:w="960"/>
           </w:tcPr>
           <w:p>
             <w:pPr>
@@ -1062,7 +1538,7 @@
         </w:tc>
         <w:tc>
           <w:tcPr>
-            <w:tcW w:type="dxa" w:w="1440"/>
+            <w:tcW w:type="dxa" w:w="960"/>
           </w:tcPr>
           <w:p>
             <w:pPr>
@@ -1076,11 +1552,59 @@
             </w:r>
           </w:p>
         </w:tc>
+        <w:tc>
+          <w:tcPr>
+            <w:tcW w:type="dxa" w:w="960"/>
+          </w:tcPr>
+          <w:p>
+            <w:pPr>
+              <w:jc w:val="center"/>
+            </w:pPr>
+            <w:r>
+              <w:rPr>
+                <w:sz w:val="20"/>
+              </w:rPr>
+              <w:t>0.36 ± 0.02</w:t>
+            </w:r>
+          </w:p>
+        </w:tc>
+        <w:tc>
+          <w:tcPr>
+            <w:tcW w:type="dxa" w:w="960"/>
+          </w:tcPr>
+          <w:p>
+            <w:pPr>
+              <w:jc w:val="center"/>
+            </w:pPr>
+            <w:r>
+              <w:rPr>
+                <w:sz w:val="20"/>
+              </w:rPr>
+              <w:t>0.85 ± 0.02</w:t>
+            </w:r>
+          </w:p>
+        </w:tc>
+        <w:tc>
+          <w:tcPr>
+            <w:tcW w:type="dxa" w:w="960"/>
+          </w:tcPr>
+          <w:p>
+            <w:pPr>
+              <w:jc w:val="center"/>
+            </w:pPr>
+            <w:r>
+              <w:rPr>
+                <w:sz w:val="20"/>
+              </w:rPr>
+              <w:t>582</w:t>
+            </w:r>
+          </w:p>
+        </w:tc>
       </w:tr>
       <w:tr>
         <w:tc>
           <w:tcPr>
-            <w:tcW w:type="dxa" w:w="1440"/>
+            <w:tcW w:type="dxa" w:w="960"/>
           </w:tcPr>
           <w:p>
             <w:pPr>
@@ -1096,7 +1620,7 @@
         </w:tc>
         <w:tc>
           <w:tcPr>
-            <w:tcW w:type="dxa" w:w="1440"/>
+            <w:tcW w:type="dxa" w:w="960"/>
           </w:tcPr>
           <w:p>
             <w:pPr>
@@ -1112,7 +1636,7 @@
         </w:tc>
         <w:tc>
           <w:tcPr>
-            <w:tcW w:type="dxa" w:w="1440"/>
+            <w:tcW w:type="dxa" w:w="960"/>
           </w:tcPr>
           <w:p>
             <w:pPr>
@@ -1128,7 +1652,7 @@
         </w:tc>
         <w:tc>
           <w:tcPr>
-            <w:tcW w:type="dxa" w:w="1440"/>
+            <w:tcW w:type="dxa" w:w="960"/>
           </w:tcPr>
           <w:p>
             <w:pPr>
@@ -1144,7 +1668,7 @@
         </w:tc>
         <w:tc>
           <w:tcPr>
-            <w:tcW w:type="dxa" w:w="1440"/>
+            <w:tcW w:type="dxa" w:w="960"/>
           </w:tcPr>
           <w:p>
             <w:pPr>
@@ -1160,7 +1684,7 @@
         </w:tc>
         <w:tc>
           <w:tcPr>
-            <w:tcW w:type="dxa" w:w="1440"/>
+            <w:tcW w:type="dxa" w:w="960"/>
           </w:tcPr>
           <w:p>
             <w:pPr>
@@ -1174,11 +1698,59 @@
             </w:r>
           </w:p>
         </w:tc>
+        <w:tc>
+          <w:tcPr>
+            <w:tcW w:type="dxa" w:w="960"/>
+          </w:tcPr>
+          <w:p>
+            <w:pPr>
+              <w:jc w:val="center"/>
+            </w:pPr>
+            <w:r>
+              <w:rPr>
+                <w:sz w:val="20"/>
+              </w:rPr>
+              <w:t>0.46 ± 0.02</w:t>
+            </w:r>
+          </w:p>
+        </w:tc>
+        <w:tc>
+          <w:tcPr>
+            <w:tcW w:type="dxa" w:w="960"/>
+          </w:tcPr>
+          <w:p>
+            <w:pPr>
+              <w:jc w:val="center"/>
+            </w:pPr>
+            <w:r>
+              <w:rPr>
+                <w:sz w:val="20"/>
+              </w:rPr>
+              <w:t>0.75 ± 0.01</w:t>
+            </w:r>
+          </w:p>
+        </w:tc>
+        <w:tc>
+          <w:tcPr>
+            <w:tcW w:type="dxa" w:w="960"/>
+          </w:tcPr>
+          <w:p>
+            <w:pPr>
+              <w:jc w:val="center"/>
+            </w:pPr>
+            <w:r>
+              <w:rPr>
+                <w:sz w:val="20"/>
+              </w:rPr>
+              <w:t>973</w:t>
+            </w:r>
+          </w:p>
+        </w:tc>
       </w:tr>
       <w:tr>
         <w:tc>
           <w:tcPr>
-            <w:tcW w:type="dxa" w:w="1440"/>
+            <w:tcW w:type="dxa" w:w="960"/>
           </w:tcPr>
           <w:p>
             <w:pPr>
@@ -1194,7 +1766,7 @@
         </w:tc>
         <w:tc>
           <w:tcPr>
-            <w:tcW w:type="dxa" w:w="1440"/>
+            <w:tcW w:type="dxa" w:w="960"/>
           </w:tcPr>
           <w:p>
             <w:pPr>
@@ -1210,7 +1782,7 @@
         </w:tc>
         <w:tc>
           <w:tcPr>
-            <w:tcW w:type="dxa" w:w="1440"/>
+            <w:tcW w:type="dxa" w:w="960"/>
           </w:tcPr>
           <w:p>
             <w:pPr>
@@ -1226,7 +1798,7 @@
         </w:tc>
         <w:tc>
           <w:tcPr>
-            <w:tcW w:type="dxa" w:w="1440"/>
+            <w:tcW w:type="dxa" w:w="960"/>
           </w:tcPr>
           <w:p>
             <w:pPr>
@@ -1241,7 +1813,7 @@
         </w:tc>
         <w:tc>
           <w:tcPr>
-            <w:tcW w:type="dxa" w:w="1440"/>
+            <w:tcW w:type="dxa" w:w="960"/>
           </w:tcPr>
           <w:p>
             <w:pPr>
@@ -1256,7 +1828,7 @@
         </w:tc>
         <w:tc>
           <w:tcPr>
-            <w:tcW w:type="dxa" w:w="1440"/>
+            <w:tcW w:type="dxa" w:w="960"/>
           </w:tcPr>
           <w:p>
             <w:pPr>
@@ -1269,11 +1841,59 @@
             </w:r>
           </w:p>
         </w:tc>
+        <w:tc>
+          <w:tcPr>
+            <w:tcW w:type="dxa" w:w="960"/>
+          </w:tcPr>
+          <w:p>
+            <w:pPr>
+              <w:jc w:val="center"/>
+            </w:pPr>
+            <w:r>
+              <w:rPr>
+                <w:sz w:val="20"/>
+              </w:rPr>
+              <w:t>0.34 ± 0.03</w:t>
+            </w:r>
+          </w:p>
+        </w:tc>
+        <w:tc>
+          <w:tcPr>
+            <w:tcW w:type="dxa" w:w="960"/>
+          </w:tcPr>
+          <w:p>
+            <w:pPr>
+              <w:jc w:val="center"/>
+            </w:pPr>
+            <w:r>
+              <w:rPr>
+                <w:sz w:val="20"/>
+              </w:rPr>
+              <w:t>0.86 ± 0.02</w:t>
+            </w:r>
+          </w:p>
+        </w:tc>
+        <w:tc>
+          <w:tcPr>
+            <w:tcW w:type="dxa" w:w="960"/>
+          </w:tcPr>
+          <w:p>
+            <w:pPr>
+              <w:jc w:val="center"/>
+            </w:pPr>
+            <w:r>
+              <w:rPr>
+                <w:sz w:val="20"/>
+              </w:rPr>
+              <w:t>1255</w:t>
+            </w:r>
+          </w:p>
+        </w:tc>
       </w:tr>
       <w:tr>
         <w:tc>
           <w:tcPr>
-            <w:tcW w:type="dxa" w:w="1440"/>
+            <w:tcW w:type="dxa" w:w="960"/>
           </w:tcPr>
           <w:p>
             <w:pPr>
@@ -1289,7 +1909,7 @@
         </w:tc>
         <w:tc>
           <w:tcPr>
-            <w:tcW w:type="dxa" w:w="1440"/>
+            <w:tcW w:type="dxa" w:w="960"/>
           </w:tcPr>
           <w:p>
             <w:pPr>
@@ -1305,7 +1925,7 @@
         </w:tc>
         <w:tc>
           <w:tcPr>
-            <w:tcW w:type="dxa" w:w="1440"/>
+            <w:tcW w:type="dxa" w:w="960"/>
           </w:tcPr>
           <w:p>
             <w:pPr>
@@ -1321,7 +1941,7 @@
         </w:tc>
         <w:tc>
           <w:tcPr>
-            <w:tcW w:type="dxa" w:w="1440"/>
+            <w:tcW w:type="dxa" w:w="960"/>
           </w:tcPr>
           <w:p>
             <w:pPr>
@@ -1336,7 +1956,7 @@
         </w:tc>
         <w:tc>
           <w:tcPr>
-            <w:tcW w:type="dxa" w:w="1440"/>
+            <w:tcW w:type="dxa" w:w="960"/>
           </w:tcPr>
           <w:p>
             <w:pPr>
@@ -1351,7 +1971,7 @@
         </w:tc>
         <w:tc>
           <w:tcPr>
-            <w:tcW w:type="dxa" w:w="1440"/>
+            <w:tcW w:type="dxa" w:w="960"/>
           </w:tcPr>
           <w:p>
             <w:pPr>
@@ -1364,11 +1984,59 @@
             </w:r>
           </w:p>
         </w:tc>
+        <w:tc>
+          <w:tcPr>
+            <w:tcW w:type="dxa" w:w="960"/>
+          </w:tcPr>
+          <w:p>
+            <w:pPr>
+              <w:jc w:val="center"/>
+            </w:pPr>
+            <w:r>
+              <w:rPr>
+                <w:sz w:val="20"/>
+              </w:rPr>
+              <w:t>0.36 ± 0.02</w:t>
+            </w:r>
+          </w:p>
+        </w:tc>
+        <w:tc>
+          <w:tcPr>
+            <w:tcW w:type="dxa" w:w="960"/>
+          </w:tcPr>
+          <w:p>
+            <w:pPr>
+              <w:jc w:val="center"/>
+            </w:pPr>
+            <w:r>
+              <w:rPr>
+                <w:sz w:val="20"/>
+              </w:rPr>
+              <w:t>0.84 ± 0.02</w:t>
+            </w:r>
+          </w:p>
+        </w:tc>
+        <w:tc>
+          <w:tcPr>
+            <w:tcW w:type="dxa" w:w="960"/>
+          </w:tcPr>
+          <w:p>
+            <w:pPr>
+              <w:jc w:val="center"/>
+            </w:pPr>
+            <w:r>
+              <w:rPr>
+                <w:sz w:val="20"/>
+              </w:rPr>
+              <w:t>601</w:t>
+            </w:r>
+          </w:p>
+        </w:tc>
       </w:tr>
       <w:tr>
         <w:tc>
           <w:tcPr>
-            <w:tcW w:type="dxa" w:w="1440"/>
+            <w:tcW w:type="dxa" w:w="960"/>
           </w:tcPr>
           <w:p>
             <w:pPr>
@@ -1384,7 +2052,7 @@
         </w:tc>
         <w:tc>
           <w:tcPr>
-            <w:tcW w:type="dxa" w:w="1440"/>
+            <w:tcW w:type="dxa" w:w="960"/>
           </w:tcPr>
           <w:p>
             <w:pPr>
@@ -1400,7 +2068,7 @@
         </w:tc>
         <w:tc>
           <w:tcPr>
-            <w:tcW w:type="dxa" w:w="1440"/>
+            <w:tcW w:type="dxa" w:w="960"/>
           </w:tcPr>
           <w:p>
             <w:pPr>
@@ -1416,7 +2084,7 @@
         </w:tc>
         <w:tc>
           <w:tcPr>
-            <w:tcW w:type="dxa" w:w="1440"/>
+            <w:tcW w:type="dxa" w:w="960"/>
           </w:tcPr>
           <w:p>
             <w:pPr>
@@ -1432,7 +2100,7 @@
         </w:tc>
         <w:tc>
           <w:tcPr>
-            <w:tcW w:type="dxa" w:w="1440"/>
+            <w:tcW w:type="dxa" w:w="960"/>
           </w:tcPr>
           <w:p>
             <w:pPr>
@@ -1448,7 +2116,7 @@
         </w:tc>
         <w:tc>
           <w:tcPr>
-            <w:tcW w:type="dxa" w:w="1440"/>
+            <w:tcW w:type="dxa" w:w="960"/>
           </w:tcPr>
           <w:p>
             <w:pPr>
@@ -1462,11 +2130,59 @@
             </w:r>
           </w:p>
         </w:tc>
+        <w:tc>
+          <w:tcPr>
+            <w:tcW w:type="dxa" w:w="960"/>
+          </w:tcPr>
+          <w:p>
+            <w:pPr>
+              <w:jc w:val="center"/>
+            </w:pPr>
+            <w:r>
+              <w:rPr>
+                <w:sz w:val="20"/>
+              </w:rPr>
+              <w:t>0.46 ± 0.02</w:t>
+            </w:r>
+          </w:p>
+        </w:tc>
+        <w:tc>
+          <w:tcPr>
+            <w:tcW w:type="dxa" w:w="960"/>
+          </w:tcPr>
+          <w:p>
+            <w:pPr>
+              <w:jc w:val="center"/>
+            </w:pPr>
+            <w:r>
+              <w:rPr>
+                <w:sz w:val="20"/>
+              </w:rPr>
+              <w:t>0.75 ± 0.01</w:t>
+            </w:r>
+          </w:p>
+        </w:tc>
+        <w:tc>
+          <w:tcPr>
+            <w:tcW w:type="dxa" w:w="960"/>
+          </w:tcPr>
+          <w:p>
+            <w:pPr>
+              <w:jc w:val="center"/>
+            </w:pPr>
+            <w:r>
+              <w:rPr>
+                <w:sz w:val="20"/>
+              </w:rPr>
+              <w:t>544</w:t>
+            </w:r>
+          </w:p>
+        </w:tc>
       </w:tr>
       <w:tr>
         <w:tc>
           <w:tcPr>
-            <w:tcW w:type="dxa" w:w="1440"/>
+            <w:tcW w:type="dxa" w:w="960"/>
           </w:tcPr>
           <w:p>
             <w:pPr>
@@ -1482,7 +2198,7 @@
         </w:tc>
         <w:tc>
           <w:tcPr>
-            <w:tcW w:type="dxa" w:w="1440"/>
+            <w:tcW w:type="dxa" w:w="960"/>
           </w:tcPr>
           <w:p>
             <w:pPr>
@@ -1498,7 +2214,7 @@
         </w:tc>
         <w:tc>
           <w:tcPr>
-            <w:tcW w:type="dxa" w:w="1440"/>
+            <w:tcW w:type="dxa" w:w="960"/>
           </w:tcPr>
           <w:p>
             <w:pPr>
@@ -1514,7 +2230,7 @@
         </w:tc>
         <w:tc>
           <w:tcPr>
-            <w:tcW w:type="dxa" w:w="1440"/>
+            <w:tcW w:type="dxa" w:w="960"/>
           </w:tcPr>
           <w:p>
             <w:pPr>
@@ -1529,7 +2245,7 @@
         </w:tc>
         <w:tc>
           <w:tcPr>
-            <w:tcW w:type="dxa" w:w="1440"/>
+            <w:tcW w:type="dxa" w:w="960"/>
           </w:tcPr>
           <w:p>
             <w:pPr>
@@ -1544,7 +2260,7 @@
         </w:tc>
         <w:tc>
           <w:tcPr>
-            <w:tcW w:type="dxa" w:w="1440"/>
+            <w:tcW w:type="dxa" w:w="960"/>
           </w:tcPr>
           <w:p>
             <w:pPr>
@@ -1557,11 +2273,59 @@
             </w:r>
           </w:p>
         </w:tc>
+        <w:tc>
+          <w:tcPr>
+            <w:tcW w:type="dxa" w:w="960"/>
+          </w:tcPr>
+          <w:p>
+            <w:pPr>
+              <w:jc w:val="center"/>
+            </w:pPr>
+            <w:r>
+              <w:rPr>
+                <w:sz w:val="20"/>
+              </w:rPr>
+              <w:t>0.34 ± 0.03</w:t>
+            </w:r>
+          </w:p>
+        </w:tc>
+        <w:tc>
+          <w:tcPr>
+            <w:tcW w:type="dxa" w:w="960"/>
+          </w:tcPr>
+          <w:p>
+            <w:pPr>
+              <w:jc w:val="center"/>
+            </w:pPr>
+            <w:r>
+              <w:rPr>
+                <w:sz w:val="20"/>
+              </w:rPr>
+              <w:t>0.86 ± 0.02</w:t>
+            </w:r>
+          </w:p>
+        </w:tc>
+        <w:tc>
+          <w:tcPr>
+            <w:tcW w:type="dxa" w:w="960"/>
+          </w:tcPr>
+          <w:p>
+            <w:pPr>
+              <w:jc w:val="center"/>
+            </w:pPr>
+            <w:r>
+              <w:rPr>
+                <w:sz w:val="20"/>
+              </w:rPr>
+              <w:t>699</w:t>
+            </w:r>
+          </w:p>
+        </w:tc>
       </w:tr>
       <w:tr>
         <w:tc>
           <w:tcPr>
-            <w:tcW w:type="dxa" w:w="1440"/>
+            <w:tcW w:type="dxa" w:w="960"/>
           </w:tcPr>
           <w:p>
             <w:pPr>
@@ -1577,7 +2341,7 @@
         </w:tc>
         <w:tc>
           <w:tcPr>
-            <w:tcW w:type="dxa" w:w="1440"/>
+            <w:tcW w:type="dxa" w:w="960"/>
           </w:tcPr>
           <w:p>
             <w:pPr>
@@ -1593,7 +2357,7 @@
         </w:tc>
         <w:tc>
           <w:tcPr>
-            <w:tcW w:type="dxa" w:w="1440"/>
+            <w:tcW w:type="dxa" w:w="960"/>
           </w:tcPr>
           <w:p>
             <w:pPr>
@@ -1609,7 +2373,7 @@
         </w:tc>
         <w:tc>
           <w:tcPr>
-            <w:tcW w:type="dxa" w:w="1440"/>
+            <w:tcW w:type="dxa" w:w="960"/>
           </w:tcPr>
           <w:p>
             <w:pPr>
@@ -1625,7 +2389,7 @@
         </w:tc>
         <w:tc>
           <w:tcPr>
-            <w:tcW w:type="dxa" w:w="1440"/>
+            <w:tcW w:type="dxa" w:w="960"/>
           </w:tcPr>
           <w:p>
             <w:pPr>
@@ -1641,7 +2405,7 @@
         </w:tc>
         <w:tc>
           <w:tcPr>
-            <w:tcW w:type="dxa" w:w="1440"/>
+            <w:tcW w:type="dxa" w:w="960"/>
           </w:tcPr>
           <w:p>
             <w:pPr>
@@ -1655,11 +2419,59 @@
             </w:r>
           </w:p>
         </w:tc>
+        <w:tc>
+          <w:tcPr>
+            <w:tcW w:type="dxa" w:w="960"/>
+          </w:tcPr>
+          <w:p>
+            <w:pPr>
+              <w:jc w:val="center"/>
+            </w:pPr>
+            <w:r>
+              <w:rPr>
+                <w:sz w:val="20"/>
+              </w:rPr>
+              <w:t>0.36 ± 0.02</w:t>
+            </w:r>
+          </w:p>
+        </w:tc>
+        <w:tc>
+          <w:tcPr>
+            <w:tcW w:type="dxa" w:w="960"/>
+          </w:tcPr>
+          <w:p>
+            <w:pPr>
+              <w:jc w:val="center"/>
+            </w:pPr>
+            <w:r>
+              <w:rPr>
+                <w:sz w:val="20"/>
+              </w:rPr>
+              <w:t>0.84 ± 0.02</w:t>
+            </w:r>
+          </w:p>
+        </w:tc>
+        <w:tc>
+          <w:tcPr>
+            <w:tcW w:type="dxa" w:w="960"/>
+          </w:tcPr>
+          <w:p>
+            <w:pPr>
+              <w:jc w:val="center"/>
+            </w:pPr>
+            <w:r>
+              <w:rPr>
+                <w:sz w:val="20"/>
+              </w:rPr>
+              <w:t>337</w:t>
+            </w:r>
+          </w:p>
+        </w:tc>
       </w:tr>
       <w:tr>
         <w:tc>
           <w:tcPr>
-            <w:tcW w:type="dxa" w:w="1440"/>
+            <w:tcW w:type="dxa" w:w="960"/>
           </w:tcPr>
           <w:p>
             <w:pPr>
@@ -1675,7 +2487,7 @@
         </w:tc>
         <w:tc>
           <w:tcPr>
-            <w:tcW w:type="dxa" w:w="1440"/>
+            <w:tcW w:type="dxa" w:w="960"/>
           </w:tcPr>
           <w:p>
             <w:pPr>
@@ -1691,7 +2503,7 @@
         </w:tc>
         <w:tc>
           <w:tcPr>
-            <w:tcW w:type="dxa" w:w="1440"/>
+            <w:tcW w:type="dxa" w:w="960"/>
           </w:tcPr>
           <w:p>
             <w:pPr>
@@ -1707,7 +2519,7 @@
         </w:tc>
         <w:tc>
           <w:tcPr>
-            <w:tcW w:type="dxa" w:w="1440"/>
+            <w:tcW w:type="dxa" w:w="960"/>
           </w:tcPr>
           <w:p>
             <w:pPr>
@@ -1723,7 +2535,7 @@
         </w:tc>
         <w:tc>
           <w:tcPr>
-            <w:tcW w:type="dxa" w:w="1440"/>
+            <w:tcW w:type="dxa" w:w="960"/>
           </w:tcPr>
           <w:p>
             <w:pPr>
@@ -1739,7 +2551,7 @@
         </w:tc>
         <w:tc>
           <w:tcPr>
-            <w:tcW w:type="dxa" w:w="1440"/>
+            <w:tcW w:type="dxa" w:w="960"/>
           </w:tcPr>
           <w:p>
             <w:pPr>
@@ -1753,11 +2565,59 @@
             </w:r>
           </w:p>
         </w:tc>
+        <w:tc>
+          <w:tcPr>
+            <w:tcW w:type="dxa" w:w="960"/>
+          </w:tcPr>
+          <w:p>
+            <w:pPr>
+              <w:jc w:val="center"/>
+            </w:pPr>
+            <w:r>
+              <w:rPr>
+                <w:sz w:val="20"/>
+              </w:rPr>
+              <w:t>0.46 ± 0.02</w:t>
+            </w:r>
+          </w:p>
+        </w:tc>
+        <w:tc>
+          <w:tcPr>
+            <w:tcW w:type="dxa" w:w="960"/>
+          </w:tcPr>
+          <w:p>
+            <w:pPr>
+              <w:jc w:val="center"/>
+            </w:pPr>
+            <w:r>
+              <w:rPr>
+                <w:sz w:val="20"/>
+              </w:rPr>
+              <w:t>0.75 ± 0.01</w:t>
+            </w:r>
+          </w:p>
+        </w:tc>
+        <w:tc>
+          <w:tcPr>
+            <w:tcW w:type="dxa" w:w="960"/>
+          </w:tcPr>
+          <w:p>
+            <w:pPr>
+              <w:jc w:val="center"/>
+            </w:pPr>
+            <w:r>
+              <w:rPr>
+                <w:sz w:val="20"/>
+              </w:rPr>
+              <w:t>1032</w:t>
+            </w:r>
+          </w:p>
+        </w:tc>
       </w:tr>
       <w:tr>
         <w:tc>
           <w:tcPr>
-            <w:tcW w:type="dxa" w:w="1440"/>
+            <w:tcW w:type="dxa" w:w="960"/>
           </w:tcPr>
           <w:p>
             <w:pPr>
@@ -1773,7 +2633,7 @@
         </w:tc>
         <w:tc>
           <w:tcPr>
-            <w:tcW w:type="dxa" w:w="1440"/>
+            <w:tcW w:type="dxa" w:w="960"/>
           </w:tcPr>
           <w:p>
             <w:pPr>
@@ -1789,7 +2649,7 @@
         </w:tc>
         <w:tc>
           <w:tcPr>
-            <w:tcW w:type="dxa" w:w="1440"/>
+            <w:tcW w:type="dxa" w:w="960"/>
           </w:tcPr>
           <w:p>
             <w:pPr>
@@ -1805,7 +2665,7 @@
         </w:tc>
         <w:tc>
           <w:tcPr>
-            <w:tcW w:type="dxa" w:w="1440"/>
+            <w:tcW w:type="dxa" w:w="960"/>
           </w:tcPr>
           <w:p>
             <w:pPr>
@@ -1821,7 +2681,7 @@
         </w:tc>
         <w:tc>
           <w:tcPr>
-            <w:tcW w:type="dxa" w:w="1440"/>
+            <w:tcW w:type="dxa" w:w="960"/>
           </w:tcPr>
           <w:p>
             <w:pPr>
@@ -1837,7 +2697,7 @@
         </w:tc>
         <w:tc>
           <w:tcPr>
-            <w:tcW w:type="dxa" w:w="1440"/>
+            <w:tcW w:type="dxa" w:w="960"/>
           </w:tcPr>
           <w:p>
             <w:pPr>
@@ -1851,11 +2711,59 @@
             </w:r>
           </w:p>
         </w:tc>
+        <w:tc>
+          <w:tcPr>
+            <w:tcW w:type="dxa" w:w="960"/>
+          </w:tcPr>
+          <w:p>
+            <w:pPr>
+              <w:jc w:val="center"/>
+            </w:pPr>
+            <w:r>
+              <w:rPr>
+                <w:sz w:val="20"/>
+              </w:rPr>
+              <w:t>0.34 ± 0.03</w:t>
+            </w:r>
+          </w:p>
+        </w:tc>
+        <w:tc>
+          <w:tcPr>
+            <w:tcW w:type="dxa" w:w="960"/>
+          </w:tcPr>
+          <w:p>
+            <w:pPr>
+              <w:jc w:val="center"/>
+            </w:pPr>
+            <w:r>
+              <w:rPr>
+                <w:sz w:val="20"/>
+              </w:rPr>
+              <w:t>0.86 ± 0.02</w:t>
+            </w:r>
+          </w:p>
+        </w:tc>
+        <w:tc>
+          <w:tcPr>
+            <w:tcW w:type="dxa" w:w="960"/>
+          </w:tcPr>
+          <w:p>
+            <w:pPr>
+              <w:jc w:val="center"/>
+            </w:pPr>
+            <w:r>
+              <w:rPr>
+                <w:sz w:val="20"/>
+              </w:rPr>
+              <w:t>1310</w:t>
+            </w:r>
+          </w:p>
+        </w:tc>
       </w:tr>
       <w:tr>
         <w:tc>
           <w:tcPr>
-            <w:tcW w:type="dxa" w:w="1440"/>
+            <w:tcW w:type="dxa" w:w="960"/>
           </w:tcPr>
           <w:p>
             <w:pPr>
@@ -1871,7 +2779,7 @@
         </w:tc>
         <w:tc>
           <w:tcPr>
-            <w:tcW w:type="dxa" w:w="1440"/>
+            <w:tcW w:type="dxa" w:w="960"/>
           </w:tcPr>
           <w:p>
             <w:pPr>
@@ -1887,7 +2795,7 @@
         </w:tc>
         <w:tc>
           <w:tcPr>
-            <w:tcW w:type="dxa" w:w="1440"/>
+            <w:tcW w:type="dxa" w:w="960"/>
           </w:tcPr>
           <w:p>
             <w:pPr>
@@ -1903,7 +2811,7 @@
         </w:tc>
         <w:tc>
           <w:tcPr>
-            <w:tcW w:type="dxa" w:w="1440"/>
+            <w:tcW w:type="dxa" w:w="960"/>
           </w:tcPr>
           <w:p>
             <w:pPr>
@@ -1919,7 +2827,7 @@
         </w:tc>
         <w:tc>
           <w:tcPr>
-            <w:tcW w:type="dxa" w:w="1440"/>
+            <w:tcW w:type="dxa" w:w="960"/>
           </w:tcPr>
           <w:p>
             <w:pPr>
@@ -1935,7 +2843,7 @@
         </w:tc>
         <w:tc>
           <w:tcPr>
-            <w:tcW w:type="dxa" w:w="1440"/>
+            <w:tcW w:type="dxa" w:w="960"/>
           </w:tcPr>
           <w:p>
             <w:pPr>
@@ -1949,11 +2857,59 @@
             </w:r>
           </w:p>
         </w:tc>
+        <w:tc>
+          <w:tcPr>
+            <w:tcW w:type="dxa" w:w="960"/>
+          </w:tcPr>
+          <w:p>
+            <w:pPr>
+              <w:jc w:val="center"/>
+            </w:pPr>
+            <w:r>
+              <w:rPr>
+                <w:sz w:val="20"/>
+              </w:rPr>
+              <w:t>0.36 ± 0.02</w:t>
+            </w:r>
+          </w:p>
+        </w:tc>
+        <w:tc>
+          <w:tcPr>
+            <w:tcW w:type="dxa" w:w="960"/>
+          </w:tcPr>
+          <w:p>
+            <w:pPr>
+              <w:jc w:val="center"/>
+            </w:pPr>
+            <w:r>
+              <w:rPr>
+                <w:sz w:val="20"/>
+              </w:rPr>
+              <w:t>0.84 ± 0.02</w:t>
+            </w:r>
+          </w:p>
+        </w:tc>
+        <w:tc>
+          <w:tcPr>
+            <w:tcW w:type="dxa" w:w="960"/>
+          </w:tcPr>
+          <w:p>
+            <w:pPr>
+              <w:jc w:val="center"/>
+            </w:pPr>
+            <w:r>
+              <w:rPr>
+                <w:sz w:val="20"/>
+              </w:rPr>
+              <w:t>1017</w:t>
+            </w:r>
+          </w:p>
+        </w:tc>
       </w:tr>
       <w:tr>
         <w:tc>
           <w:tcPr>
-            <w:tcW w:type="dxa" w:w="1440"/>
+            <w:tcW w:type="dxa" w:w="960"/>
           </w:tcPr>
           <w:p>
             <w:pPr>
@@ -1969,7 +2925,7 @@
         </w:tc>
         <w:tc>
           <w:tcPr>
-            <w:tcW w:type="dxa" w:w="1440"/>
+            <w:tcW w:type="dxa" w:w="960"/>
           </w:tcPr>
           <w:p>
             <w:pPr>
@@ -1985,7 +2941,7 @@
         </w:tc>
         <w:tc>
           <w:tcPr>
-            <w:tcW w:type="dxa" w:w="1440"/>
+            <w:tcW w:type="dxa" w:w="960"/>
           </w:tcPr>
           <w:p>
             <w:pPr>
@@ -2001,7 +2957,7 @@
         </w:tc>
         <w:tc>
           <w:tcPr>
-            <w:tcW w:type="dxa" w:w="1440"/>
+            <w:tcW w:type="dxa" w:w="960"/>
           </w:tcPr>
           <w:p>
             <w:pPr>
@@ -2017,7 +2973,7 @@
         </w:tc>
         <w:tc>
           <w:tcPr>
-            <w:tcW w:type="dxa" w:w="1440"/>
+            <w:tcW w:type="dxa" w:w="960"/>
           </w:tcPr>
           <w:p>
             <w:pPr>
@@ -2033,7 +2989,7 @@
         </w:tc>
         <w:tc>
           <w:tcPr>
-            <w:tcW w:type="dxa" w:w="1440"/>
+            <w:tcW w:type="dxa" w:w="960"/>
           </w:tcPr>
           <w:p>
             <w:pPr>
@@ -2047,11 +3003,59 @@
             </w:r>
           </w:p>
         </w:tc>
+        <w:tc>
+          <w:tcPr>
+            <w:tcW w:type="dxa" w:w="960"/>
+          </w:tcPr>
+          <w:p>
+            <w:pPr>
+              <w:jc w:val="center"/>
+            </w:pPr>
+            <w:r>
+              <w:rPr>
+                <w:sz w:val="20"/>
+              </w:rPr>
+              <w:t>0.54 ± 0.02</w:t>
+            </w:r>
+          </w:p>
+        </w:tc>
+        <w:tc>
+          <w:tcPr>
+            <w:tcW w:type="dxa" w:w="960"/>
+          </w:tcPr>
+          <w:p>
+            <w:pPr>
+              <w:jc w:val="center"/>
+            </w:pPr>
+            <w:r>
+              <w:rPr>
+                <w:sz w:val="20"/>
+              </w:rPr>
+              <w:t>0.66 ± 0.02</w:t>
+            </w:r>
+          </w:p>
+        </w:tc>
+        <w:tc>
+          <w:tcPr>
+            <w:tcW w:type="dxa" w:w="960"/>
+          </w:tcPr>
+          <w:p>
+            <w:pPr>
+              <w:jc w:val="center"/>
+            </w:pPr>
+            <w:r>
+              <w:rPr>
+                <w:sz w:val="20"/>
+              </w:rPr>
+              <w:t>714</w:t>
+            </w:r>
+          </w:p>
+        </w:tc>
       </w:tr>
       <w:tr>
         <w:tc>
           <w:tcPr>
-            <w:tcW w:type="dxa" w:w="1440"/>
+            <w:tcW w:type="dxa" w:w="960"/>
           </w:tcPr>
           <w:p>
             <w:pPr>
@@ -2067,7 +3071,7 @@
         </w:tc>
         <w:tc>
           <w:tcPr>
-            <w:tcW w:type="dxa" w:w="1440"/>
+            <w:tcW w:type="dxa" w:w="960"/>
           </w:tcPr>
           <w:p>
             <w:pPr>
@@ -2083,7 +3087,7 @@
         </w:tc>
         <w:tc>
           <w:tcPr>
-            <w:tcW w:type="dxa" w:w="1440"/>
+            <w:tcW w:type="dxa" w:w="960"/>
           </w:tcPr>
           <w:p>
             <w:pPr>
@@ -2099,7 +3103,7 @@
         </w:tc>
         <w:tc>
           <w:tcPr>
-            <w:tcW w:type="dxa" w:w="1440"/>
+            <w:tcW w:type="dxa" w:w="960"/>
           </w:tcPr>
           <w:p>
             <w:pPr>
@@ -2114,7 +3118,7 @@
         </w:tc>
         <w:tc>
           <w:tcPr>
-            <w:tcW w:type="dxa" w:w="1440"/>
+            <w:tcW w:type="dxa" w:w="960"/>
           </w:tcPr>
           <w:p>
             <w:pPr>
@@ -2129,7 +3133,7 @@
         </w:tc>
         <w:tc>
           <w:tcPr>
-            <w:tcW w:type="dxa" w:w="1440"/>
+            <w:tcW w:type="dxa" w:w="960"/>
           </w:tcPr>
           <w:p>
             <w:pPr>
@@ -2142,11 +3146,59 @@
             </w:r>
           </w:p>
         </w:tc>
+        <w:tc>
+          <w:tcPr>
+            <w:tcW w:type="dxa" w:w="960"/>
+          </w:tcPr>
+          <w:p>
+            <w:pPr>
+              <w:jc w:val="center"/>
+            </w:pPr>
+            <w:r>
+              <w:rPr>
+                <w:sz w:val="20"/>
+              </w:rPr>
+              <w:t>0.35 ± 0.03</w:t>
+            </w:r>
+          </w:p>
+        </w:tc>
+        <w:tc>
+          <w:tcPr>
+            <w:tcW w:type="dxa" w:w="960"/>
+          </w:tcPr>
+          <w:p>
+            <w:pPr>
+              <w:jc w:val="center"/>
+            </w:pPr>
+            <w:r>
+              <w:rPr>
+                <w:sz w:val="20"/>
+              </w:rPr>
+              <w:t>0.85 ± 0.02</w:t>
+            </w:r>
+          </w:p>
+        </w:tc>
+        <w:tc>
+          <w:tcPr>
+            <w:tcW w:type="dxa" w:w="960"/>
+          </w:tcPr>
+          <w:p>
+            <w:pPr>
+              <w:jc w:val="center"/>
+            </w:pPr>
+            <w:r>
+              <w:rPr>
+                <w:sz w:val="20"/>
+              </w:rPr>
+              <w:t>1115</w:t>
+            </w:r>
+          </w:p>
+        </w:tc>
       </w:tr>
       <w:tr>
         <w:tc>
           <w:tcPr>
-            <w:tcW w:type="dxa" w:w="1440"/>
+            <w:tcW w:type="dxa" w:w="960"/>
           </w:tcPr>
           <w:p>
             <w:pPr>
@@ -2162,7 +3214,7 @@
         </w:tc>
         <w:tc>
           <w:tcPr>
-            <w:tcW w:type="dxa" w:w="1440"/>
+            <w:tcW w:type="dxa" w:w="960"/>
           </w:tcPr>
           <w:p>
             <w:pPr>
@@ -2178,7 +3230,7 @@
         </w:tc>
         <w:tc>
           <w:tcPr>
-            <w:tcW w:type="dxa" w:w="1440"/>
+            <w:tcW w:type="dxa" w:w="960"/>
           </w:tcPr>
           <w:p>
             <w:pPr>
@@ -2194,7 +3246,7 @@
         </w:tc>
         <w:tc>
           <w:tcPr>
-            <w:tcW w:type="dxa" w:w="1440"/>
+            <w:tcW w:type="dxa" w:w="960"/>
           </w:tcPr>
           <w:p>
             <w:pPr>
@@ -2209,7 +3261,7 @@
         </w:tc>
         <w:tc>
           <w:tcPr>
-            <w:tcW w:type="dxa" w:w="1440"/>
+            <w:tcW w:type="dxa" w:w="960"/>
           </w:tcPr>
           <w:p>
             <w:pPr>
@@ -2224,7 +3276,7 @@
         </w:tc>
         <w:tc>
           <w:tcPr>
-            <w:tcW w:type="dxa" w:w="1440"/>
+            <w:tcW w:type="dxa" w:w="960"/>
           </w:tcPr>
           <w:p>
             <w:pPr>
@@ -2237,11 +3289,59 @@
             </w:r>
           </w:p>
         </w:tc>
+        <w:tc>
+          <w:tcPr>
+            <w:tcW w:type="dxa" w:w="960"/>
+          </w:tcPr>
+          <w:p>
+            <w:pPr>
+              <w:jc w:val="center"/>
+            </w:pPr>
+            <w:r>
+              <w:rPr>
+                <w:sz w:val="20"/>
+              </w:rPr>
+              <w:t>0.38 ± 0.02</w:t>
+            </w:r>
+          </w:p>
+        </w:tc>
+        <w:tc>
+          <w:tcPr>
+            <w:tcW w:type="dxa" w:w="960"/>
+          </w:tcPr>
+          <w:p>
+            <w:pPr>
+              <w:jc w:val="center"/>
+            </w:pPr>
+            <w:r>
+              <w:rPr>
+                <w:sz w:val="20"/>
+              </w:rPr>
+              <w:t>0.83 ± 0.02</w:t>
+            </w:r>
+          </w:p>
+        </w:tc>
+        <w:tc>
+          <w:tcPr>
+            <w:tcW w:type="dxa" w:w="960"/>
+          </w:tcPr>
+          <w:p>
+            <w:pPr>
+              <w:jc w:val="center"/>
+            </w:pPr>
+            <w:r>
+              <w:rPr>
+                <w:sz w:val="20"/>
+              </w:rPr>
+              <w:t>588</w:t>
+            </w:r>
+          </w:p>
+        </w:tc>
       </w:tr>
       <w:tr>
         <w:tc>
           <w:tcPr>
-            <w:tcW w:type="dxa" w:w="1440"/>
+            <w:tcW w:type="dxa" w:w="960"/>
           </w:tcPr>
           <w:p>
             <w:pPr>
@@ -2257,7 +3357,7 @@
         </w:tc>
         <w:tc>
           <w:tcPr>
-            <w:tcW w:type="dxa" w:w="1440"/>
+            <w:tcW w:type="dxa" w:w="960"/>
           </w:tcPr>
           <w:p>
             <w:pPr>
@@ -2273,7 +3373,7 @@
         </w:tc>
         <w:tc>
           <w:tcPr>
-            <w:tcW w:type="dxa" w:w="1440"/>
+            <w:tcW w:type="dxa" w:w="960"/>
           </w:tcPr>
           <w:p>
             <w:pPr>
@@ -2289,7 +3389,7 @@
         </w:tc>
         <w:tc>
           <w:tcPr>
-            <w:tcW w:type="dxa" w:w="1440"/>
+            <w:tcW w:type="dxa" w:w="960"/>
           </w:tcPr>
           <w:p>
             <w:pPr>
@@ -2305,7 +3405,7 @@
         </w:tc>
         <w:tc>
           <w:tcPr>
-            <w:tcW w:type="dxa" w:w="1440"/>
+            <w:tcW w:type="dxa" w:w="960"/>
           </w:tcPr>
           <w:p>
             <w:pPr>
@@ -2321,7 +3421,7 @@
         </w:tc>
         <w:tc>
           <w:tcPr>
-            <w:tcW w:type="dxa" w:w="1440"/>
+            <w:tcW w:type="dxa" w:w="960"/>
           </w:tcPr>
           <w:p>
             <w:pPr>
@@ -2335,11 +3435,59 @@
             </w:r>
           </w:p>
         </w:tc>
+        <w:tc>
+          <w:tcPr>
+            <w:tcW w:type="dxa" w:w="960"/>
+          </w:tcPr>
+          <w:p>
+            <w:pPr>
+              <w:jc w:val="center"/>
+            </w:pPr>
+            <w:r>
+              <w:rPr>
+                <w:sz w:val="20"/>
+              </w:rPr>
+              <w:t>0.54 ± 0.02</w:t>
+            </w:r>
+          </w:p>
+        </w:tc>
+        <w:tc>
+          <w:tcPr>
+            <w:tcW w:type="dxa" w:w="960"/>
+          </w:tcPr>
+          <w:p>
+            <w:pPr>
+              <w:jc w:val="center"/>
+            </w:pPr>
+            <w:r>
+              <w:rPr>
+                <w:sz w:val="20"/>
+              </w:rPr>
+              <w:t>0.66 ± 0.02</w:t>
+            </w:r>
+          </w:p>
+        </w:tc>
+        <w:tc>
+          <w:tcPr>
+            <w:tcW w:type="dxa" w:w="960"/>
+          </w:tcPr>
+          <w:p>
+            <w:pPr>
+              <w:jc w:val="center"/>
+            </w:pPr>
+            <w:r>
+              <w:rPr>
+                <w:sz w:val="20"/>
+              </w:rPr>
+              <w:t>373</w:t>
+            </w:r>
+          </w:p>
+        </w:tc>
       </w:tr>
       <w:tr>
         <w:tc>
           <w:tcPr>
-            <w:tcW w:type="dxa" w:w="1440"/>
+            <w:tcW w:type="dxa" w:w="960"/>
           </w:tcPr>
           <w:p>
             <w:pPr>
@@ -2355,7 +3503,7 @@
         </w:tc>
         <w:tc>
           <w:tcPr>
-            <w:tcW w:type="dxa" w:w="1440"/>
+            <w:tcW w:type="dxa" w:w="960"/>
           </w:tcPr>
           <w:p>
             <w:pPr>
@@ -2371,7 +3519,7 @@
         </w:tc>
         <w:tc>
           <w:tcPr>
-            <w:tcW w:type="dxa" w:w="1440"/>
+            <w:tcW w:type="dxa" w:w="960"/>
           </w:tcPr>
           <w:p>
             <w:pPr>
@@ -2387,7 +3535,7 @@
         </w:tc>
         <w:tc>
           <w:tcPr>
-            <w:tcW w:type="dxa" w:w="1440"/>
+            <w:tcW w:type="dxa" w:w="960"/>
           </w:tcPr>
           <w:p>
             <w:pPr>
@@ -2402,7 +3550,7 @@
         </w:tc>
         <w:tc>
           <w:tcPr>
-            <w:tcW w:type="dxa" w:w="1440"/>
+            <w:tcW w:type="dxa" w:w="960"/>
           </w:tcPr>
           <w:p>
             <w:pPr>
@@ -2417,7 +3565,7 @@
         </w:tc>
         <w:tc>
           <w:tcPr>
-            <w:tcW w:type="dxa" w:w="1440"/>
+            <w:tcW w:type="dxa" w:w="960"/>
           </w:tcPr>
           <w:p>
             <w:pPr>
@@ -2430,11 +3578,59 @@
             </w:r>
           </w:p>
         </w:tc>
+        <w:tc>
+          <w:tcPr>
+            <w:tcW w:type="dxa" w:w="960"/>
+          </w:tcPr>
+          <w:p>
+            <w:pPr>
+              <w:jc w:val="center"/>
+            </w:pPr>
+            <w:r>
+              <w:rPr>
+                <w:sz w:val="20"/>
+              </w:rPr>
+              <w:t>0.35 ± 0.03</w:t>
+            </w:r>
+          </w:p>
+        </w:tc>
+        <w:tc>
+          <w:tcPr>
+            <w:tcW w:type="dxa" w:w="960"/>
+          </w:tcPr>
+          <w:p>
+            <w:pPr>
+              <w:jc w:val="center"/>
+            </w:pPr>
+            <w:r>
+              <w:rPr>
+                <w:sz w:val="20"/>
+              </w:rPr>
+              <w:t>0.85 ± 0.02</w:t>
+            </w:r>
+          </w:p>
+        </w:tc>
+        <w:tc>
+          <w:tcPr>
+            <w:tcW w:type="dxa" w:w="960"/>
+          </w:tcPr>
+          <w:p>
+            <w:pPr>
+              <w:jc w:val="center"/>
+            </w:pPr>
+            <w:r>
+              <w:rPr>
+                <w:sz w:val="20"/>
+              </w:rPr>
+              <w:t>772</w:t>
+            </w:r>
+          </w:p>
+        </w:tc>
       </w:tr>
       <w:tr>
         <w:tc>
           <w:tcPr>
-            <w:tcW w:type="dxa" w:w="1440"/>
+            <w:tcW w:type="dxa" w:w="960"/>
           </w:tcPr>
           <w:p>
             <w:pPr>
@@ -2450,7 +3646,7 @@
         </w:tc>
         <w:tc>
           <w:tcPr>
-            <w:tcW w:type="dxa" w:w="1440"/>
+            <w:tcW w:type="dxa" w:w="960"/>
           </w:tcPr>
           <w:p>
             <w:pPr>
@@ -2466,7 +3662,7 @@
         </w:tc>
         <w:tc>
           <w:tcPr>
-            <w:tcW w:type="dxa" w:w="1440"/>
+            <w:tcW w:type="dxa" w:w="960"/>
           </w:tcPr>
           <w:p>
             <w:pPr>
@@ -2482,7 +3678,7 @@
         </w:tc>
         <w:tc>
           <w:tcPr>
-            <w:tcW w:type="dxa" w:w="1440"/>
+            <w:tcW w:type="dxa" w:w="960"/>
           </w:tcPr>
           <w:p>
             <w:pPr>
@@ -2498,7 +3694,7 @@
         </w:tc>
         <w:tc>
           <w:tcPr>
-            <w:tcW w:type="dxa" w:w="1440"/>
+            <w:tcW w:type="dxa" w:w="960"/>
           </w:tcPr>
           <w:p>
             <w:pPr>
@@ -2514,7 +3710,7 @@
         </w:tc>
         <w:tc>
           <w:tcPr>
-            <w:tcW w:type="dxa" w:w="1440"/>
+            <w:tcW w:type="dxa" w:w="960"/>
           </w:tcPr>
           <w:p>
             <w:pPr>
@@ -2528,11 +3724,59 @@
             </w:r>
           </w:p>
         </w:tc>
+        <w:tc>
+          <w:tcPr>
+            <w:tcW w:type="dxa" w:w="960"/>
+          </w:tcPr>
+          <w:p>
+            <w:pPr>
+              <w:jc w:val="center"/>
+            </w:pPr>
+            <w:r>
+              <w:rPr>
+                <w:sz w:val="20"/>
+              </w:rPr>
+              <w:t>0.38 ± 0.02</w:t>
+            </w:r>
+          </w:p>
+        </w:tc>
+        <w:tc>
+          <w:tcPr>
+            <w:tcW w:type="dxa" w:w="960"/>
+          </w:tcPr>
+          <w:p>
+            <w:pPr>
+              <w:jc w:val="center"/>
+            </w:pPr>
+            <w:r>
+              <w:rPr>
+                <w:sz w:val="20"/>
+              </w:rPr>
+              <w:t>0.83 ± 0.02</w:t>
+            </w:r>
+          </w:p>
+        </w:tc>
+        <w:tc>
+          <w:tcPr>
+            <w:tcW w:type="dxa" w:w="960"/>
+          </w:tcPr>
+          <w:p>
+            <w:pPr>
+              <w:jc w:val="center"/>
+            </w:pPr>
+            <w:r>
+              <w:rPr>
+                <w:sz w:val="20"/>
+              </w:rPr>
+              <w:t>385</w:t>
+            </w:r>
+          </w:p>
+        </w:tc>
       </w:tr>
       <w:tr>
         <w:tc>
           <w:tcPr>
-            <w:tcW w:type="dxa" w:w="1440"/>
+            <w:tcW w:type="dxa" w:w="960"/>
           </w:tcPr>
           <w:p>
             <w:pPr>
@@ -2548,7 +3792,7 @@
         </w:tc>
         <w:tc>
           <w:tcPr>
-            <w:tcW w:type="dxa" w:w="1440"/>
+            <w:tcW w:type="dxa" w:w="960"/>
           </w:tcPr>
           <w:p>
             <w:pPr>
@@ -2564,7 +3808,7 @@
         </w:tc>
         <w:tc>
           <w:tcPr>
-            <w:tcW w:type="dxa" w:w="1440"/>
+            <w:tcW w:type="dxa" w:w="960"/>
           </w:tcPr>
           <w:p>
             <w:pPr>
@@ -2580,7 +3824,7 @@
         </w:tc>
         <w:tc>
           <w:tcPr>
-            <w:tcW w:type="dxa" w:w="1440"/>
+            <w:tcW w:type="dxa" w:w="960"/>
           </w:tcPr>
           <w:p>
             <w:pPr>
@@ -2596,7 +3840,7 @@
         </w:tc>
         <w:tc>
           <w:tcPr>
-            <w:tcW w:type="dxa" w:w="1440"/>
+            <w:tcW w:type="dxa" w:w="960"/>
           </w:tcPr>
           <w:p>
             <w:pPr>
@@ -2612,7 +3856,7 @@
         </w:tc>
         <w:tc>
           <w:tcPr>
-            <w:tcW w:type="dxa" w:w="1440"/>
+            <w:tcW w:type="dxa" w:w="960"/>
           </w:tcPr>
           <w:p>
             <w:pPr>
@@ -2626,11 +3870,59 @@
             </w:r>
           </w:p>
         </w:tc>
+        <w:tc>
+          <w:tcPr>
+            <w:tcW w:type="dxa" w:w="960"/>
+          </w:tcPr>
+          <w:p>
+            <w:pPr>
+              <w:jc w:val="center"/>
+            </w:pPr>
+            <w:r>
+              <w:rPr>
+                <w:sz w:val="20"/>
+              </w:rPr>
+              <w:t>0.54 ± 0.02</w:t>
+            </w:r>
+          </w:p>
+        </w:tc>
+        <w:tc>
+          <w:tcPr>
+            <w:tcW w:type="dxa" w:w="960"/>
+          </w:tcPr>
+          <w:p>
+            <w:pPr>
+              <w:jc w:val="center"/>
+            </w:pPr>
+            <w:r>
+              <w:rPr>
+                <w:sz w:val="20"/>
+              </w:rPr>
+              <w:t>0.66 ± 0.02</w:t>
+            </w:r>
+          </w:p>
+        </w:tc>
+        <w:tc>
+          <w:tcPr>
+            <w:tcW w:type="dxa" w:w="960"/>
+          </w:tcPr>
+          <w:p>
+            <w:pPr>
+              <w:jc w:val="center"/>
+            </w:pPr>
+            <w:r>
+              <w:rPr>
+                <w:sz w:val="20"/>
+              </w:rPr>
+              <w:t>808</w:t>
+            </w:r>
+          </w:p>
+        </w:tc>
       </w:tr>
       <w:tr>
         <w:tc>
           <w:tcPr>
-            <w:tcW w:type="dxa" w:w="1440"/>
+            <w:tcW w:type="dxa" w:w="960"/>
           </w:tcPr>
           <w:p>
             <w:pPr>
@@ -2646,7 +3938,7 @@
         </w:tc>
         <w:tc>
           <w:tcPr>
-            <w:tcW w:type="dxa" w:w="1440"/>
+            <w:tcW w:type="dxa" w:w="960"/>
           </w:tcPr>
           <w:p>
             <w:pPr>
@@ -2662,7 +3954,7 @@
         </w:tc>
         <w:tc>
           <w:tcPr>
-            <w:tcW w:type="dxa" w:w="1440"/>
+            <w:tcW w:type="dxa" w:w="960"/>
           </w:tcPr>
           <w:p>
             <w:pPr>
@@ -2678,7 +3970,7 @@
         </w:tc>
         <w:tc>
           <w:tcPr>
-            <w:tcW w:type="dxa" w:w="1440"/>
+            <w:tcW w:type="dxa" w:w="960"/>
           </w:tcPr>
           <w:p>
             <w:pPr>
@@ -2694,7 +3986,7 @@
         </w:tc>
         <w:tc>
           <w:tcPr>
-            <w:tcW w:type="dxa" w:w="1440"/>
+            <w:tcW w:type="dxa" w:w="960"/>
           </w:tcPr>
           <w:p>
             <w:pPr>
@@ -2710,7 +4002,7 @@
         </w:tc>
         <w:tc>
           <w:tcPr>
-            <w:tcW w:type="dxa" w:w="1440"/>
+            <w:tcW w:type="dxa" w:w="960"/>
           </w:tcPr>
           <w:p>
             <w:pPr>
@@ -2724,11 +4016,59 @@
             </w:r>
           </w:p>
         </w:tc>
+        <w:tc>
+          <w:tcPr>
+            <w:tcW w:type="dxa" w:w="960"/>
+          </w:tcPr>
+          <w:p>
+            <w:pPr>
+              <w:jc w:val="center"/>
+            </w:pPr>
+            <w:r>
+              <w:rPr>
+                <w:sz w:val="20"/>
+              </w:rPr>
+              <w:t>0.35 ± 0.03</w:t>
+            </w:r>
+          </w:p>
+        </w:tc>
+        <w:tc>
+          <w:tcPr>
+            <w:tcW w:type="dxa" w:w="960"/>
+          </w:tcPr>
+          <w:p>
+            <w:pPr>
+              <w:jc w:val="center"/>
+            </w:pPr>
+            <w:r>
+              <w:rPr>
+                <w:sz w:val="20"/>
+              </w:rPr>
+              <w:t>0.85 ± 0.02</w:t>
+            </w:r>
+          </w:p>
+        </w:tc>
+        <w:tc>
+          <w:tcPr>
+            <w:tcW w:type="dxa" w:w="960"/>
+          </w:tcPr>
+          <w:p>
+            <w:pPr>
+              <w:jc w:val="center"/>
+            </w:pPr>
+            <w:r>
+              <w:rPr>
+                <w:sz w:val="20"/>
+              </w:rPr>
+              <w:t>1189</w:t>
+            </w:r>
+          </w:p>
+        </w:tc>
       </w:tr>
       <w:tr>
         <w:tc>
           <w:tcPr>
-            <w:tcW w:type="dxa" w:w="1440"/>
+            <w:tcW w:type="dxa" w:w="960"/>
           </w:tcPr>
           <w:p>
             <w:pPr>
@@ -2744,7 +4084,7 @@
         </w:tc>
         <w:tc>
           <w:tcPr>
-            <w:tcW w:type="dxa" w:w="1440"/>
+            <w:tcW w:type="dxa" w:w="960"/>
           </w:tcPr>
           <w:p>
             <w:pPr>
@@ -2760,7 +4100,7 @@
         </w:tc>
         <w:tc>
           <w:tcPr>
-            <w:tcW w:type="dxa" w:w="1440"/>
+            <w:tcW w:type="dxa" w:w="960"/>
           </w:tcPr>
           <w:p>
             <w:pPr>
@@ -2776,7 +4116,7 @@
         </w:tc>
         <w:tc>
           <w:tcPr>
-            <w:tcW w:type="dxa" w:w="1440"/>
+            <w:tcW w:type="dxa" w:w="960"/>
           </w:tcPr>
           <w:p>
             <w:pPr>
@@ -2792,7 +4132,7 @@
         </w:tc>
         <w:tc>
           <w:tcPr>
-            <w:tcW w:type="dxa" w:w="1440"/>
+            <w:tcW w:type="dxa" w:w="960"/>
           </w:tcPr>
           <w:p>
             <w:pPr>
@@ -2808,7 +4148,7 @@
         </w:tc>
         <w:tc>
           <w:tcPr>
-            <w:tcW w:type="dxa" w:w="1440"/>
+            <w:tcW w:type="dxa" w:w="960"/>
           </w:tcPr>
           <w:p>
             <w:pPr>
@@ -2819,6 +4159,54 @@
                 <w:sz w:val="20"/>
               </w:rPr>
               <w:t>32317</w:t>
+            </w:r>
+          </w:p>
+        </w:tc>
+        <w:tc>
+          <w:tcPr>
+            <w:tcW w:type="dxa" w:w="960"/>
+          </w:tcPr>
+          <w:p>
+            <w:pPr>
+              <w:jc w:val="center"/>
+            </w:pPr>
+            <w:r>
+              <w:rPr>
+                <w:sz w:val="20"/>
+              </w:rPr>
+              <w:t>0.38 ± 0.02</w:t>
+            </w:r>
+          </w:p>
+        </w:tc>
+        <w:tc>
+          <w:tcPr>
+            <w:tcW w:type="dxa" w:w="960"/>
+          </w:tcPr>
+          <w:p>
+            <w:pPr>
+              <w:jc w:val="center"/>
+            </w:pPr>
+            <w:r>
+              <w:rPr>
+                <w:sz w:val="20"/>
+              </w:rPr>
+              <w:t>0.83 ± 0.02</w:t>
+            </w:r>
+          </w:p>
+        </w:tc>
+        <w:tc>
+          <w:tcPr>
+            <w:tcW w:type="dxa" w:w="960"/>
+          </w:tcPr>
+          <w:p>
+            <w:pPr>
+              <w:jc w:val="center"/>
+            </w:pPr>
+            <w:r>
+              <w:rPr>
+                <w:sz w:val="20"/>
+              </w:rPr>
+              <w:t>454</w:t>
             </w:r>
           </w:p>
         </w:tc>
